--- a/aura-documents/output/word/06-hr-templates/01-job-descriptions.docx
+++ b/aura-documents/output/word/06-hr-templates/01-job-descriptions.docx
@@ -30,7 +30,7 @@
           <w:color w:val="7A6753"/>
           <w:sz w:val="16"/>
         </w:rPr>
-        <w:t xml:space="preserve">Document No. AUR-HR-01 · Version 0.1 (Draft) · Owner: General Manager · Effective: </w:t>
+        <w:t xml:space="preserve">Document No. AUR-HR-01 · Version 0.2 (Draft) · Owner: General Manager · Effective: </w:t>
       </w:r>
       <w:r>
         <w:rPr>
@@ -75,7 +75,7 @@
           <w:color w:val="4A3A2C"/>
           <w:sz w:val="20"/>
         </w:rPr>
-        <w:t>This document sets out the eight founding roles for the Dubai studio at 332 Jumeirah First, Jumeirah Beach Road, Jumeirah 1, opening November 2026. Each role exists to protect one promise: every guest is met by someone who knows the modalities and walks with them from arrival to the last exhale.</w:t>
+        <w:t>This document sets out the eight founding roles, plus one future role, for the Dubai studio at 332 Jumeirah First, Jumeirah Beach Road, Jumeirah 1, opening November 2026. Each role exists to protect one promise: every guest is met by someone who knows the modalities and walks with them from arrival to the last exhale.</w:t>
       </w:r>
     </w:p>
     <w:p>
@@ -100,7 +100,7 @@
           <w:color w:val="4A3A2C"/>
           <w:sz w:val="20"/>
         </w:rPr>
-        <w:t xml:space="preserve"> The studio is open seven days a week, </w:t>
+        <w:t xml:space="preserve"> The studio is open seven days a week, 9:00am–9:00pm. For now the floor runs with 2 Hosts per shift across two shifts a day (planning assumption 9:00–15:30 and 14:30–21:00 </w:t>
       </w:r>
       <w:r>
         <w:rPr>
@@ -110,7 +110,7 @@
           <w:color w:val="A6754C"/>
           <w:sz w:val="20"/>
         </w:rPr>
-        <w:t>[Opening hours]</w:t>
+        <w:t>[confirm]</w:t>
       </w:r>
       <w:r>
         <w:rPr>
@@ -120,7 +120,7 @@
           <w:color w:val="4A3A2C"/>
           <w:sz w:val="20"/>
         </w:rPr>
-        <w:t xml:space="preserve"> (planning assumption 8:00am–8:00pm). Shifts are rostered under the Staff rota template (AUR-HR-08) within the working-hours limits of UAE Federal Decree-Law No. 33 of 2021. All staff complete Elevé Health training relevant to their role after hire, current CPR/BLS certification, and the onboarding plan in AUR-HR-05. Salaries and benefits are confirmed in the individual offer letter (AUR-HR-03).</w:t>
+        <w:t>). Every guest's first visit starts with a Healer consultation. No medical treatments are offered at launch. Shifts are rostered under the Staff rota template (AUR-HR-08) within the working-hours limits of UAE Federal Decree-Law No. 33 of 2021. All staff complete Elevé Health training relevant to their role after hire, current CPR/BLS certification, and the onboarding plan in AUR-HR-05. Salaries and benefits are confirmed in the individual offer letter (AUR-HR-03).</w:t>
       </w:r>
     </w:p>
     <w:p>
@@ -240,14 +240,18 @@
           <w:color w:val="4A3A2C"/>
           <w:sz w:val="20"/>
         </w:rPr>
-        <w:t>Lead the opening and closing checks for all 11 modalities, including cryotherapy chamber, cold plunge water temperature (5 °C), sauna and float tank readiness.</w:t>
-      </w:r>
-    </w:p>
-    <w:p>
-      <w:pPr>
-        <w:pStyle w:val="ListBullet"/>
-        <w:spacing w:before="0" w:after="60" w:line="300" w:lineRule="auto"/>
-      </w:pPr>
+        <w:t xml:space="preserve">Lead the opening and closing checks for all launch modalities (one unit of each machine), including cryotherapy chamber, cold plunge water temperature (5 °C), sauna, hyperbaric chamber and dry float bed readiness </w:t>
+      </w:r>
+      <w:r>
+        <w:rPr>
+          <w:rFonts w:ascii="Jost" w:hAnsi="Jost" w:cs="Jost" w:eastAsia="Jost"/>
+          <w:b w:val="0"/>
+          <w:i w:val="0"/>
+          <w:color w:val="A6754C"/>
+          <w:sz w:val="20"/>
+        </w:rPr>
+        <w:t>[per Elevé protocol — pending]</w:t>
+      </w:r>
       <w:r>
         <w:rPr>
           <w:rFonts w:ascii="Jost" w:hAnsi="Jost" w:cs="Jost" w:eastAsia="Jost"/>
@@ -256,7 +260,7 @@
           <w:color w:val="4A3A2C"/>
           <w:sz w:val="20"/>
         </w:rPr>
-        <w:t>Build and publish the weekly rota; ensure minimum staffing per shift and approve shift swaps.</w:t>
+        <w:t>.</w:t>
       </w:r>
     </w:p>
     <w:p>
@@ -272,7 +276,7 @@
           <w:color w:val="4A3A2C"/>
           <w:sz w:val="20"/>
         </w:rPr>
-        <w:t>Host guests personally, especially first-timers booking "Not sure yet — build my reset", and model the Aura guest journey.</w:t>
+        <w:t>Build and publish the weekly rota; ensure 2 Hosts on every shift and approve shift swaps.</w:t>
       </w:r>
     </w:p>
     <w:p>
@@ -288,7 +292,7 @@
           <w:color w:val="4A3A2C"/>
           <w:sz w:val="20"/>
         </w:rPr>
-        <w:t>Coach Hosts on protocols, contrast pairings and the opening breathing ritual: "In for four, out for six."</w:t>
+        <w:t>Host guests personally, especially first-timers booking "Not sure yet — build my reset", and model the Aura guest journey.</w:t>
       </w:r>
     </w:p>
     <w:p>
@@ -304,7 +308,7 @@
           <w:color w:val="4A3A2C"/>
           <w:sz w:val="20"/>
         </w:rPr>
-        <w:t>Act as first point of escalation for guest concerns, incidents and near misses; log them in line with AUR-SAF-01 and AUR-SAF-05.</w:t>
+        <w:t>Coach Hosts on protocols, contrast pairings and the opening breathing ritual: "In for four, out for six."</w:t>
       </w:r>
     </w:p>
     <w:p>
@@ -320,7 +324,7 @@
           <w:color w:val="4A3A2C"/>
           <w:sz w:val="20"/>
         </w:rPr>
-        <w:t>Liaise with Elevé Health technicians on service visits, faults and protocol updates; keep the equipment log current.</w:t>
+        <w:t>Act as first point of escalation for guest concerns, incidents and near misses; log them in line with AUR-SAF-01 and AUR-SAF-05.</w:t>
       </w:r>
     </w:p>
     <w:p>
@@ -336,7 +340,59 @@
           <w:color w:val="4A3A2C"/>
           <w:sz w:val="20"/>
         </w:rPr>
-        <w:t>Track consumables (robes, towels, slippers, Epsom salt, salt cabin supplies) and raise orders.</w:t>
+        <w:t>Liaise with Elevé Health technicians on service visits, faults and protocol updates; keep the equipment log current.</w:t>
+      </w:r>
+    </w:p>
+    <w:p>
+      <w:pPr>
+        <w:pStyle w:val="ListBullet"/>
+        <w:spacing w:before="0" w:after="60" w:line="300" w:lineRule="auto"/>
+      </w:pPr>
+      <w:r>
+        <w:rPr>
+          <w:rFonts w:ascii="Jost" w:hAnsi="Jost" w:cs="Jost" w:eastAsia="Jost"/>
+          <w:b w:val="0"/>
+          <w:i w:val="0"/>
+          <w:color w:val="4A3A2C"/>
+          <w:sz w:val="20"/>
+        </w:rPr>
+        <w:t>Track consumables and stock (robes, Aura-branded towels, clothing and slippers, salt cabin supplies, refreshments and retail stock) and raise orders.</w:t>
+      </w:r>
+    </w:p>
+    <w:p>
+      <w:pPr>
+        <w:pStyle w:val="ListBullet"/>
+        <w:spacing w:before="0" w:after="60" w:line="300" w:lineRule="auto"/>
+      </w:pPr>
+      <w:r>
+        <w:rPr>
+          <w:rFonts w:ascii="Jost" w:hAnsi="Jost" w:cs="Jost" w:eastAsia="Jost"/>
+          <w:b w:val="0"/>
+          <w:i w:val="0"/>
+          <w:color w:val="4A3A2C"/>
+          <w:sz w:val="20"/>
+        </w:rPr>
+        <w:t xml:space="preserve">As senior Host on the closing shift, complete the end-of-day cash close (Apple Pay, card and cash), checked by the General Manager next morning </w:t>
+      </w:r>
+      <w:r>
+        <w:rPr>
+          <w:rFonts w:ascii="Jost" w:hAnsi="Jost" w:cs="Jost" w:eastAsia="Jost"/>
+          <w:b w:val="0"/>
+          <w:i w:val="0"/>
+          <w:color w:val="A6754C"/>
+          <w:sz w:val="20"/>
+        </w:rPr>
+        <w:t>[default — confirm]</w:t>
+      </w:r>
+      <w:r>
+        <w:rPr>
+          <w:rFonts w:ascii="Jost" w:hAnsi="Jost" w:cs="Jost" w:eastAsia="Jost"/>
+          <w:b w:val="0"/>
+          <w:i w:val="0"/>
+          <w:color w:val="4A3A2C"/>
+          <w:sz w:val="20"/>
+        </w:rPr>
+        <w:t>.</w:t>
       </w:r>
     </w:p>
     <w:p>
@@ -944,7 +1000,7 @@
           <w:color w:val="4A3A2C"/>
           <w:sz w:val="20"/>
         </w:rPr>
-        <w:t xml:space="preserve"> hours per week across a 7-day studio. Rotating opening, mid and closing shifts, including weekends and launch-week events.</w:t>
+        <w:t xml:space="preserve"> hours per week across a 7-day studio. Rotating opening and closing shifts across 9:00am–9:00pm, including weekends and launch-week events.</w:t>
       </w:r>
     </w:p>
     <w:p>
@@ -1137,7 +1193,7 @@
           <w:color w:val="4A3A2C"/>
           <w:sz w:val="20"/>
         </w:rPr>
-        <w:t>Confirm pre-session screening and consent forms are complete before every session.</w:t>
+        <w:t>Confirm pre-session screening and consent forms are complete before every session, and that a first-time guest has had their Healer consultation.</w:t>
       </w:r>
     </w:p>
     <w:p>
@@ -1153,14 +1209,18 @@
           <w:color w:val="4A3A2C"/>
           <w:sz w:val="20"/>
         </w:rPr>
-        <w:t>Operate Elevé equipment to protocol: E-CRYO PRO cryotherapy, red-light bed, infrared sauna, compression boots, dry float bed, E-Salt Cabin and the Polar Recovery cold plunge (always host-guided).</w:t>
-      </w:r>
-    </w:p>
-    <w:p>
-      <w:pPr>
-        <w:pStyle w:val="ListBullet"/>
-        <w:spacing w:before="0" w:after="60" w:line="300" w:lineRule="auto"/>
-      </w:pPr>
+        <w:t xml:space="preserve">Operate Elevé equipment to protocol </w:t>
+      </w:r>
+      <w:r>
+        <w:rPr>
+          <w:rFonts w:ascii="Jost" w:hAnsi="Jost" w:cs="Jost" w:eastAsia="Jost"/>
+          <w:b w:val="0"/>
+          <w:i w:val="0"/>
+          <w:color w:val="A6754C"/>
+          <w:sz w:val="20"/>
+        </w:rPr>
+        <w:t>[per Elevé protocol — pending]</w:t>
+      </w:r>
       <w:r>
         <w:rPr>
           <w:rFonts w:ascii="Jost" w:hAnsi="Jost" w:cs="Jost" w:eastAsia="Jost"/>
@@ -1169,7 +1229,7 @@
           <w:color w:val="4A3A2C"/>
           <w:sz w:val="20"/>
         </w:rPr>
-        <w:t>Prepare and reset float tank and treatment rooms; support hyperbaric sessions under Clinical Lead supervision.</w:t>
+        <w:t>: E-CRYO PRO cryotherapy, red-light bed, infrared sauna, hyperbaric chamber (once signed off as a senior Host), compression boots, dry float bed, E-Salt Cabin and the Polar Recovery cold plunge (always host-guided).</w:t>
       </w:r>
     </w:p>
     <w:p>
@@ -1185,7 +1245,7 @@
           <w:color w:val="4A3A2C"/>
           <w:sz w:val="20"/>
         </w:rPr>
-        <w:t>Build 3-step sequences for first-timers and suggest contrast pairings (cold plunge with infrared sauna; compression with sauna or cryotherapy; salt cabin before float or breathwork).</w:t>
+        <w:t>Prepare and reset treatment rooms between guests, and share cleaning duties on shift.</w:t>
       </w:r>
     </w:p>
     <w:p>
@@ -1201,7 +1261,71 @@
           <w:color w:val="4A3A2C"/>
           <w:sz w:val="20"/>
         </w:rPr>
-        <w:t>Use wellness language only; never make medical claims; flag anything that warrants a conversation with a doctor to the Clinical Lead.</w:t>
+        <w:t>Follow the Healer's personalised package, build 3-step sequences for first-timers and suggest combinations and contrast pairings (cold plunge with infrared sauna; compression with sauna or cryotherapy; salt cabin before the dry float bed or breathwork).</w:t>
+      </w:r>
+    </w:p>
+    <w:p>
+      <w:pPr>
+        <w:pStyle w:val="ListBullet"/>
+        <w:spacing w:before="0" w:after="60" w:line="300" w:lineRule="auto"/>
+      </w:pPr>
+      <w:r>
+        <w:rPr>
+          <w:rFonts w:ascii="Jost" w:hAnsi="Jost" w:cs="Jost" w:eastAsia="Jost"/>
+          <w:b w:val="0"/>
+          <w:i w:val="0"/>
+          <w:color w:val="4A3A2C"/>
+          <w:sz w:val="20"/>
+        </w:rPr>
+        <w:t>Answer WhatsApp and website enquiries quickly when on shift; many new guests come from paid ad campaigns.</w:t>
+      </w:r>
+    </w:p>
+    <w:p>
+      <w:pPr>
+        <w:pStyle w:val="ListBullet"/>
+        <w:spacing w:before="0" w:after="60" w:line="300" w:lineRule="auto"/>
+      </w:pPr>
+      <w:r>
+        <w:rPr>
+          <w:rFonts w:ascii="Jost" w:hAnsi="Jost" w:cs="Jost" w:eastAsia="Jost"/>
+          <w:b w:val="0"/>
+          <w:i w:val="0"/>
+          <w:color w:val="4A3A2C"/>
+          <w:sz w:val="20"/>
+        </w:rPr>
+        <w:t>Serve refreshments, issue robes, Aura-branded towels, clothing and slippers, and introduce retail (copper mugs, organic fragrances, wellness pillows, linen merchandise).</w:t>
+      </w:r>
+    </w:p>
+    <w:p>
+      <w:pPr>
+        <w:pStyle w:val="ListBullet"/>
+        <w:spacing w:before="0" w:after="60" w:line="300" w:lineRule="auto"/>
+      </w:pPr>
+      <w:r>
+        <w:rPr>
+          <w:rFonts w:ascii="Jost" w:hAnsi="Jost" w:cs="Jost" w:eastAsia="Jost"/>
+          <w:b w:val="0"/>
+          <w:i w:val="0"/>
+          <w:color w:val="4A3A2C"/>
+          <w:sz w:val="20"/>
+        </w:rPr>
+        <w:t>Take payments by Apple Pay, card or cash.</w:t>
+      </w:r>
+    </w:p>
+    <w:p>
+      <w:pPr>
+        <w:pStyle w:val="ListBullet"/>
+        <w:spacing w:before="0" w:after="60" w:line="300" w:lineRule="auto"/>
+      </w:pPr>
+      <w:r>
+        <w:rPr>
+          <w:rFonts w:ascii="Jost" w:hAnsi="Jost" w:cs="Jost" w:eastAsia="Jost"/>
+          <w:b w:val="0"/>
+          <w:i w:val="0"/>
+          <w:color w:val="4A3A2C"/>
+          <w:sz w:val="20"/>
+        </w:rPr>
+        <w:t>Use wellness language only; never make medical claims; flag anything that warrants a conversation with a doctor to the General Manager.</w:t>
       </w:r>
     </w:p>
     <w:p>
@@ -1765,7 +1889,7 @@
           <w:color w:val="4A3A2C"/>
           <w:sz w:val="20"/>
         </w:rPr>
-        <w:t xml:space="preserve"> hours per week, rotating opening, mid and closing shifts across seven days, including weekends.</w:t>
+        <w:t xml:space="preserve"> hours per week, rotating opening and closing shifts (2 Hosts per shift) across seven days, including weekends.</w:t>
       </w:r>
     </w:p>
     <w:p>
@@ -1891,6 +2015,46 @@
     </w:p>
     <w:p>
       <w:pPr>
+        <w:shd w:val="clear" w:color="auto" w:fill="FBF5EE"/>
+        <w:pBdr>
+          <w:left w:val="single" w:sz="18" w:space="8" w:color="A6754C"/>
+        </w:pBdr>
+        <w:spacing w:before="80" w:after="160" w:line="300" w:lineRule="auto"/>
+        <w:ind w:left="170"/>
+      </w:pPr>
+      <w:r>
+        <w:rPr>
+          <w:rFonts w:ascii="Jost" w:hAnsi="Jost" w:cs="Jost" w:eastAsia="Jost"/>
+          <w:b w:val="0"/>
+          <w:i w:val="0"/>
+          <w:color w:val="4A3A2C"/>
+          <w:sz w:val="18"/>
+        </w:rPr>
+        <w:t xml:space="preserve">At launch, with 2 Hosts per shift, front-desk duties are covered by the Hosts. This role is </w:t>
+      </w:r>
+      <w:r>
+        <w:rPr>
+          <w:rFonts w:ascii="Jost" w:hAnsi="Jost" w:cs="Jost" w:eastAsia="Jost"/>
+          <w:b w:val="0"/>
+          <w:i w:val="0"/>
+          <w:color w:val="A6754C"/>
+          <w:sz w:val="18"/>
+        </w:rPr>
+        <w:t>[to be confirmed — planned as the studio grows]</w:t>
+      </w:r>
+      <w:r>
+        <w:rPr>
+          <w:rFonts w:ascii="Jost" w:hAnsi="Jost" w:cs="Jost" w:eastAsia="Jost"/>
+          <w:b w:val="0"/>
+          <w:i w:val="0"/>
+          <w:color w:val="4A3A2C"/>
+          <w:sz w:val="18"/>
+        </w:rPr>
+        <w:t>.</w:t>
+      </w:r>
+    </w:p>
+    <w:p>
+      <w:pPr>
         <w:spacing w:before="0" w:after="120" w:line="312" w:lineRule="auto"/>
       </w:pPr>
       <w:r>
@@ -1942,14 +2106,18 @@
           <w:color w:val="4A3A2C"/>
           <w:sz w:val="20"/>
         </w:rPr>
-        <w:t>Manage booking requests by phone, WhatsApp, email and the website; send confirmations with calendar invites.</w:t>
-      </w:r>
-    </w:p>
-    <w:p>
-      <w:pPr>
-        <w:pStyle w:val="ListBullet"/>
-        <w:spacing w:before="0" w:after="60" w:line="300" w:lineRule="auto"/>
-      </w:pPr>
+        <w:t xml:space="preserve">Manage booking requests from the website and WhatsApp (plus phone and email) in </w:t>
+      </w:r>
+      <w:r>
+        <w:rPr>
+          <w:rFonts w:ascii="Jost" w:hAnsi="Jost" w:cs="Jost" w:eastAsia="Jost"/>
+          <w:b w:val="0"/>
+          <w:i w:val="0"/>
+          <w:color w:val="A6754C"/>
+          <w:sz w:val="20"/>
+        </w:rPr>
+        <w:t>[Booking system — to be chosen]</w:t>
+      </w:r>
       <w:r>
         <w:rPr>
           <w:rFonts w:ascii="Jost" w:hAnsi="Jost" w:cs="Jost" w:eastAsia="Jost"/>
@@ -1958,7 +2126,7 @@
           <w:color w:val="4A3A2C"/>
           <w:sz w:val="20"/>
         </w:rPr>
-        <w:t>Greet guests, check them in, issue robes, towels and slippers, and hand over to the Host.</w:t>
+        <w:t>; respond fast to leads from paid ad campaigns; send confirmations with calendar invites.</w:t>
       </w:r>
     </w:p>
     <w:p>
@@ -1974,7 +2142,7 @@
           <w:color w:val="4A3A2C"/>
           <w:sz w:val="20"/>
         </w:rPr>
-        <w:t>Remind guests to arrive 10 minutes early, hydrated, without heavy make-up or lotions for light and cold sessions.</w:t>
+        <w:t>Greet guests, check them in, serve refreshments, issue robes, Aura-branded towels, clothing and slippers, and hand over to the Healer (first visit) or Host.</w:t>
       </w:r>
     </w:p>
     <w:p>
@@ -1990,7 +2158,23 @@
           <w:color w:val="4A3A2C"/>
           <w:sz w:val="20"/>
         </w:rPr>
-        <w:t>Process payments and membership sign-ups, pauses and cancellations before the next billing date; manage guest passes and founding-member benefits.</w:t>
+        <w:t>Remind guests to arrive 10 minutes early, hydrated, without heavy make-up or lotions for light and cold sessions.</w:t>
+      </w:r>
+    </w:p>
+    <w:p>
+      <w:pPr>
+        <w:pStyle w:val="ListBullet"/>
+        <w:spacing w:before="0" w:after="60" w:line="300" w:lineRule="auto"/>
+      </w:pPr>
+      <w:r>
+        <w:rPr>
+          <w:rFonts w:ascii="Jost" w:hAnsi="Jost" w:cs="Jost" w:eastAsia="Jost"/>
+          <w:b w:val="0"/>
+          <w:i w:val="0"/>
+          <w:color w:val="4A3A2C"/>
+          <w:sz w:val="20"/>
+        </w:rPr>
+        <w:t>Process payments (Apple Pay, card and cash; Tabby later), retail sales and membership sign-ups, pauses and cancellations before the next billing date; manage guest passes and founding-member benefits.</w:t>
       </w:r>
     </w:p>
     <w:p>
@@ -2600,7 +2784,7 @@
           <w:color w:val="4A3A2C"/>
           <w:sz w:val="20"/>
         </w:rPr>
-        <w:t xml:space="preserve"> hours per week across opening, mid and closing shifts, seven-day rota.</w:t>
+        <w:t xml:space="preserve"> hours per week across opening and closing shifts, seven-day rota.</w:t>
       </w:r>
     </w:p>
     <w:p>
@@ -2696,7 +2880,7 @@
           <w:color w:val="221913"/>
           <w:sz w:val="28"/>
         </w:rPr>
-        <w:t>4. Clinical Lead (DHA-licensed Registered Nurse or GP)</w:t>
+        <w:t>4. Healer</w:t>
       </w:r>
     </w:p>
     <w:p>
@@ -2721,7 +2905,7 @@
           <w:color w:val="4A3A2C"/>
           <w:sz w:val="20"/>
         </w:rPr>
-        <w:t xml:space="preserve"> Provide licensed clinical oversight for IV Nutrient Therapy and hyperbaric oxygen sessions, and keep clinical practice safe and compliant, subject to DHA requirements.</w:t>
+        <w:t xml:space="preserve"> Open every guest's journey with care. Every first visit starts with a consultation with one of our Healers, who identifies the core problem and designs a personalised package or programme to regulate the nervous system and support energy healing.</w:t>
       </w:r>
     </w:p>
     <w:p>
@@ -2746,7 +2930,58 @@
           <w:color w:val="4A3A2C"/>
           <w:sz w:val="20"/>
         </w:rPr>
-        <w:t xml:space="preserve"> General Manager (operations); </w:t>
+        <w:t xml:space="preserve"> General Manager. </w:t>
+      </w:r>
+      <w:r>
+        <w:rPr>
+          <w:rFonts w:ascii="Jost" w:hAnsi="Jost" w:cs="Jost" w:eastAsia="Jost"/>
+          <w:b/>
+          <w:i w:val="0"/>
+          <w:color w:val="4A3A2C"/>
+          <w:sz w:val="20"/>
+        </w:rPr>
+        <w:t>Works closely with:</w:t>
+      </w:r>
+      <w:r>
+        <w:rPr>
+          <w:rFonts w:ascii="Jost" w:hAnsi="Jost" w:cs="Jost" w:eastAsia="Jost"/>
+          <w:b w:val="0"/>
+          <w:i w:val="0"/>
+          <w:color w:val="4A3A2C"/>
+          <w:sz w:val="20"/>
+        </w:rPr>
+        <w:t xml:space="preserve"> Hosts and the Breathwork &amp; Sound Healing Facilitator.</w:t>
+      </w:r>
+    </w:p>
+    <w:p>
+      <w:pPr>
+        <w:keepNext/>
+        <w:spacing w:before="200" w:after="60" w:line="264" w:lineRule="auto"/>
+      </w:pPr>
+      <w:r>
+        <w:rPr>
+          <w:rFonts w:ascii="Jost" w:hAnsi="Jost" w:cs="Jost" w:eastAsia="Jost"/>
+          <w:b/>
+          <w:color w:val="A6754C"/>
+          <w:sz w:val="17"/>
+        </w:rPr>
+        <w:t>KEY RESPONSIBILITIES</w:t>
+      </w:r>
+    </w:p>
+    <w:p>
+      <w:pPr>
+        <w:pStyle w:val="ListBullet"/>
+        <w:spacing w:before="0" w:after="60" w:line="300" w:lineRule="auto"/>
+      </w:pPr>
+      <w:r>
+        <w:rPr>
+          <w:rFonts w:ascii="Jost" w:hAnsi="Jost" w:cs="Jost" w:eastAsia="Jost"/>
+          <w:b w:val="0"/>
+          <w:i w:val="0"/>
+          <w:color w:val="4A3A2C"/>
+          <w:sz w:val="20"/>
+        </w:rPr>
+        <w:t>Lead the first-visit Healer consultation (</w:t>
       </w:r>
       <w:r>
         <w:rPr>
@@ -2756,7 +2991,7 @@
           <w:color w:val="A6754C"/>
           <w:sz w:val="20"/>
         </w:rPr>
-        <w:t>[Medical Director / DHA-registered responsible person]</w:t>
+        <w:t>[30–45 min proposed]</w:t>
       </w:r>
       <w:r>
         <w:rPr>
@@ -2766,22 +3001,7 @@
           <w:color w:val="4A3A2C"/>
           <w:sz w:val="20"/>
         </w:rPr>
-        <w:t xml:space="preserve"> (clinical governance).</w:t>
-      </w:r>
-    </w:p>
-    <w:p>
-      <w:pPr>
-        <w:keepNext/>
-        <w:spacing w:before="200" w:after="60" w:line="264" w:lineRule="auto"/>
-      </w:pPr>
-      <w:r>
-        <w:rPr>
-          <w:rFonts w:ascii="Jost" w:hAnsi="Jost" w:cs="Jost" w:eastAsia="Jost"/>
-          <w:b/>
-          <w:color w:val="A6754C"/>
-          <w:sz w:val="17"/>
-        </w:rPr>
-        <w:t>KEY RESPONSIBILITIES</w:t>
+        <w:t>) with every new guest: listen, review the Health Questionnaire (AUR-FRM-02) and identify the core issue behind how the guest feels.</w:t>
       </w:r>
     </w:p>
     <w:p>
@@ -2797,18 +3017,14 @@
           <w:color w:val="4A3A2C"/>
           <w:sz w:val="20"/>
         </w:rPr>
-        <w:t xml:space="preserve">Administer IV nutrient therapy (energy, immunity, skin/glow, recovery, post-flight formulas) or supervise licensed clinicians who do, within the scope of the </w:t>
-      </w:r>
-      <w:r>
-        <w:rPr>
-          <w:rFonts w:ascii="Jost" w:hAnsi="Jost" w:cs="Jost" w:eastAsia="Jost"/>
-          <w:b w:val="0"/>
-          <w:i w:val="0"/>
-          <w:color w:val="A6754C"/>
-          <w:sz w:val="20"/>
-        </w:rPr>
-        <w:t>[DHA licence / approval reference]</w:t>
-      </w:r>
+        <w:t>Design a personalised package or programme from the launch modalities, Guided Breathwork and Sound Healing, respecting every contraindication in AUR-FRM-03.</w:t>
+      </w:r>
+    </w:p>
+    <w:p>
+      <w:pPr>
+        <w:pStyle w:val="ListBullet"/>
+        <w:spacing w:before="0" w:after="60" w:line="300" w:lineRule="auto"/>
+      </w:pPr>
       <w:r>
         <w:rPr>
           <w:rFonts w:ascii="Jost" w:hAnsi="Jost" w:cs="Jost" w:eastAsia="Jost"/>
@@ -2817,7 +3033,7 @@
           <w:color w:val="4A3A2C"/>
           <w:sz w:val="20"/>
         </w:rPr>
-        <w:t>.</w:t>
+        <w:t>Hand the package to the Hosts on shift with clear notes, so they can suggest the right combinations visit by visit.</w:t>
       </w:r>
     </w:p>
     <w:p>
@@ -2833,7 +3049,7 @@
           <w:color w:val="4A3A2C"/>
           <w:sz w:val="20"/>
         </w:rPr>
-        <w:t>Carry out clinical screening and contraindication checks; decide whether a guest is suitable for IV or hyperbaric sessions.</w:t>
+        <w:t>Hold follow-up and progress reviews with members, including the Elevate quarterly guided protocol review.</w:t>
       </w:r>
     </w:p>
     <w:p>
@@ -2849,7 +3065,7 @@
           <w:color w:val="4A3A2C"/>
           <w:sz w:val="20"/>
         </w:rPr>
-        <w:t>Supervise hyperbaric oxygen sessions (Elevé chamber, 1.3–2.0 ATA) and lead emergency response in the clinical area.</w:t>
+        <w:t>Bring energy-healing and holistic practice into the studio in line with the Aura values: the nervous system first; whole person, always.</w:t>
       </w:r>
     </w:p>
     <w:p>
@@ -2865,7 +3081,7 @@
           <w:color w:val="4A3A2C"/>
           <w:sz w:val="20"/>
         </w:rPr>
-        <w:t>Maintain clinical records, consent forms, medicine storage, cold chain and waste disposal to DHA and Dubai Municipality standards.</w:t>
+        <w:t>Use wellness language only; never diagnose, treat or prescribe; flag anything that warrants a conversation with a doctor to the guest and the General Manager.</w:t>
       </w:r>
     </w:p>
     <w:p>
@@ -2881,7 +3097,7 @@
           <w:color w:val="4A3A2C"/>
           <w:sz w:val="20"/>
         </w:rPr>
-        <w:t>Write and review clinical SOPs; brief Hosts on when to flag a guest for a conversation with their doctor.</w:t>
+        <w:t>Keep consultation notes accurate and confidential in the booking system, in line with the PDPL and AUR-SAF-03.</w:t>
       </w:r>
     </w:p>
     <w:p>
@@ -2897,23 +3113,7 @@
           <w:color w:val="4A3A2C"/>
           <w:sz w:val="20"/>
         </w:rPr>
-        <w:t>Lead CPR/BLS refreshers and emergency drills with the Lead Host.</w:t>
-      </w:r>
-    </w:p>
-    <w:p>
-      <w:pPr>
-        <w:pStyle w:val="ListBullet"/>
-        <w:spacing w:before="0" w:after="60" w:line="300" w:lineRule="auto"/>
-      </w:pPr>
-      <w:r>
-        <w:rPr>
-          <w:rFonts w:ascii="Jost" w:hAnsi="Jost" w:cs="Jost" w:eastAsia="Jost"/>
-          <w:b w:val="0"/>
-          <w:i w:val="0"/>
-          <w:color w:val="4A3A2C"/>
-          <w:sz w:val="20"/>
-        </w:rPr>
-        <w:t>Prepare for DHA inspections and keep licences and certifications current.</w:t>
+        <w:t>Support launch-week, founding-member and community sessions with the Marketing &amp; Community Executive.</w:t>
       </w:r>
     </w:p>
     <w:p>
@@ -3013,7 +3213,7 @@
                 <w:color w:val="4A3A2C"/>
                 <w:sz w:val="17"/>
               </w:rPr>
-              <w:t>Clinical screening completed before every IV/HBOT session</w:t>
+              <w:t>Healer consultation satisfaction score</w:t>
             </w:r>
           </w:p>
         </w:tc>
@@ -3030,10 +3230,20 @@
                 <w:rFonts w:ascii="Jost" w:hAnsi="Jost" w:cs="Jost" w:eastAsia="Jost"/>
                 <w:b w:val="0"/>
                 <w:i w:val="0"/>
+                <w:color w:val="A6754C"/>
+                <w:sz w:val="17"/>
+              </w:rPr>
+              <w:t>[Target]</w:t>
+            </w:r>
+            <w:r>
+              <w:rPr>
+                <w:rFonts w:ascii="Jost" w:hAnsi="Jost" w:cs="Jost" w:eastAsia="Jost"/>
+                <w:b w:val="0"/>
+                <w:i w:val="0"/>
                 <w:color w:val="4A3A2C"/>
                 <w:sz w:val="17"/>
               </w:rPr>
-              <w:t>100%</w:t>
+              <w:t>/5 or higher</w:t>
             </w:r>
           </w:p>
         </w:tc>
@@ -3056,7 +3266,113 @@
                 <w:color w:val="4A3A2C"/>
                 <w:sz w:val="17"/>
               </w:rPr>
-              <w:t>Clinical incidents and adverse events reported within 24 hours</w:t>
+              <w:t>First-visit guests who book their personalised package or a membership</w:t>
+            </w:r>
+          </w:p>
+        </w:tc>
+        <w:tc>
+          <w:tcPr>
+            <w:tcW w:type="dxa" w:w="4706"/>
+            <w:shd w:val="clear" w:color="auto" w:fill="FBF5EE"/>
+          </w:tcPr>
+          <w:p>
+            <w:pPr>
+              <w:spacing w:before="40" w:after="40" w:line="276" w:lineRule="auto"/>
+            </w:pPr>
+            <w:r>
+              <w:rPr>
+                <w:rFonts w:ascii="Jost" w:hAnsi="Jost" w:cs="Jost" w:eastAsia="Jost"/>
+                <w:b w:val="0"/>
+                <w:i w:val="0"/>
+                <w:color w:val="A6754C"/>
+                <w:sz w:val="17"/>
+              </w:rPr>
+              <w:t>[Target]</w:t>
+            </w:r>
+            <w:r>
+              <w:rPr>
+                <w:rFonts w:ascii="Jost" w:hAnsi="Jost" w:cs="Jost" w:eastAsia="Jost"/>
+                <w:b w:val="0"/>
+                <w:i w:val="0"/>
+                <w:color w:val="4A3A2C"/>
+                <w:sz w:val="17"/>
+              </w:rPr>
+              <w:t>%</w:t>
+            </w:r>
+          </w:p>
+        </w:tc>
+      </w:tr>
+      <w:tr>
+        <w:tc>
+          <w:tcPr>
+            <w:tcW w:type="dxa" w:w="4706"/>
+          </w:tcPr>
+          <w:p>
+            <w:pPr>
+              <w:spacing w:before="40" w:after="40" w:line="276" w:lineRule="auto"/>
+            </w:pPr>
+            <w:r>
+              <w:rPr>
+                <w:rFonts w:ascii="Jost" w:hAnsi="Jost" w:cs="Jost" w:eastAsia="Jost"/>
+                <w:b w:val="0"/>
+                <w:i w:val="0"/>
+                <w:color w:val="4A3A2C"/>
+                <w:sz w:val="17"/>
+              </w:rPr>
+              <w:t>Consultations starting on time</w:t>
+            </w:r>
+          </w:p>
+        </w:tc>
+        <w:tc>
+          <w:tcPr>
+            <w:tcW w:type="dxa" w:w="4706"/>
+          </w:tcPr>
+          <w:p>
+            <w:pPr>
+              <w:spacing w:before="40" w:after="40" w:line="276" w:lineRule="auto"/>
+            </w:pPr>
+            <w:r>
+              <w:rPr>
+                <w:rFonts w:ascii="Jost" w:hAnsi="Jost" w:cs="Jost" w:eastAsia="Jost"/>
+                <w:b w:val="0"/>
+                <w:i w:val="0"/>
+                <w:color w:val="A6754C"/>
+                <w:sz w:val="17"/>
+              </w:rPr>
+              <w:t>[Target]</w:t>
+            </w:r>
+            <w:r>
+              <w:rPr>
+                <w:rFonts w:ascii="Jost" w:hAnsi="Jost" w:cs="Jost" w:eastAsia="Jost"/>
+                <w:b w:val="0"/>
+                <w:i w:val="0"/>
+                <w:color w:val="4A3A2C"/>
+                <w:sz w:val="17"/>
+              </w:rPr>
+              <w:t>%</w:t>
+            </w:r>
+          </w:p>
+        </w:tc>
+      </w:tr>
+      <w:tr>
+        <w:tc>
+          <w:tcPr>
+            <w:tcW w:type="dxa" w:w="4706"/>
+            <w:shd w:val="clear" w:color="auto" w:fill="FBF5EE"/>
+          </w:tcPr>
+          <w:p>
+            <w:pPr>
+              <w:spacing w:before="40" w:after="40" w:line="276" w:lineRule="auto"/>
+            </w:pPr>
+            <w:r>
+              <w:rPr>
+                <w:rFonts w:ascii="Jost" w:hAnsi="Jost" w:cs="Jost" w:eastAsia="Jost"/>
+                <w:b w:val="0"/>
+                <w:i w:val="0"/>
+                <w:color w:val="4A3A2C"/>
+                <w:sz w:val="17"/>
+              </w:rPr>
+              <w:t>Consultation notes and package handed to Hosts the same day</w:t>
             </w:r>
           </w:p>
         </w:tc>
@@ -3099,93 +3415,7 @@
                 <w:color w:val="4A3A2C"/>
                 <w:sz w:val="17"/>
               </w:rPr>
-              <w:t>Clinical records complete and audit-ready</w:t>
-            </w:r>
-          </w:p>
-        </w:tc>
-        <w:tc>
-          <w:tcPr>
-            <w:tcW w:type="dxa" w:w="4706"/>
-          </w:tcPr>
-          <w:p>
-            <w:pPr>
-              <w:spacing w:before="40" w:after="40" w:line="276" w:lineRule="auto"/>
-            </w:pPr>
-            <w:r>
-              <w:rPr>
-                <w:rFonts w:ascii="Jost" w:hAnsi="Jost" w:cs="Jost" w:eastAsia="Jost"/>
-                <w:b w:val="0"/>
-                <w:i w:val="0"/>
-                <w:color w:val="4A3A2C"/>
-                <w:sz w:val="17"/>
-              </w:rPr>
-              <w:t>100%</w:t>
-            </w:r>
-          </w:p>
-        </w:tc>
-      </w:tr>
-      <w:tr>
-        <w:tc>
-          <w:tcPr>
-            <w:tcW w:type="dxa" w:w="4706"/>
-            <w:shd w:val="clear" w:color="auto" w:fill="FBF5EE"/>
-          </w:tcPr>
-          <w:p>
-            <w:pPr>
-              <w:spacing w:before="40" w:after="40" w:line="276" w:lineRule="auto"/>
-            </w:pPr>
-            <w:r>
-              <w:rPr>
-                <w:rFonts w:ascii="Jost" w:hAnsi="Jost" w:cs="Jost" w:eastAsia="Jost"/>
-                <w:b w:val="0"/>
-                <w:i w:val="0"/>
-                <w:color w:val="4A3A2C"/>
-                <w:sz w:val="17"/>
-              </w:rPr>
-              <w:t>DHA inspection findings closed on time</w:t>
-            </w:r>
-          </w:p>
-        </w:tc>
-        <w:tc>
-          <w:tcPr>
-            <w:tcW w:type="dxa" w:w="4706"/>
-            <w:shd w:val="clear" w:color="auto" w:fill="FBF5EE"/>
-          </w:tcPr>
-          <w:p>
-            <w:pPr>
-              <w:spacing w:before="40" w:after="40" w:line="276" w:lineRule="auto"/>
-            </w:pPr>
-            <w:r>
-              <w:rPr>
-                <w:rFonts w:ascii="Jost" w:hAnsi="Jost" w:cs="Jost" w:eastAsia="Jost"/>
-                <w:b w:val="0"/>
-                <w:i w:val="0"/>
-                <w:color w:val="4A3A2C"/>
-                <w:sz w:val="17"/>
-              </w:rPr>
-              <w:t>100%</w:t>
-            </w:r>
-          </w:p>
-        </w:tc>
-      </w:tr>
-      <w:tr>
-        <w:tc>
-          <w:tcPr>
-            <w:tcW w:type="dxa" w:w="4706"/>
-          </w:tcPr>
-          <w:p>
-            <w:pPr>
-              <w:spacing w:before="40" w:after="40" w:line="276" w:lineRule="auto"/>
-            </w:pPr>
-            <w:r>
-              <w:rPr>
-                <w:rFonts w:ascii="Jost" w:hAnsi="Jost" w:cs="Jost" w:eastAsia="Jost"/>
-                <w:b w:val="0"/>
-                <w:i w:val="0"/>
-                <w:color w:val="4A3A2C"/>
-                <w:sz w:val="17"/>
-              </w:rPr>
-              <w:t>Staff CPR/BLS currency</w:t>
+              <w:t>Contraindication checks reflected in every package</w:t>
             </w:r>
           </w:p>
         </w:tc>
@@ -3244,7 +3474,7 @@
           <w:color w:val="4A3A2C"/>
           <w:sz w:val="20"/>
         </w:rPr>
-        <w:t xml:space="preserve">DHA licence as Registered Nurse or General Practitioner, active and in good standing (or DHA eligibility with licence issued before start). </w:t>
+        <w:t>Recognised training in energy healing or holistic practice (</w:t>
       </w:r>
       <w:r>
         <w:rPr>
@@ -3254,14 +3484,18 @@
           <w:color w:val="A6754C"/>
           <w:sz w:val="20"/>
         </w:rPr>
-        <w:t>[DHA licence number]</w:t>
-      </w:r>
-    </w:p>
-    <w:p>
-      <w:pPr>
-        <w:pStyle w:val="ListBullet"/>
-        <w:spacing w:before="0" w:after="60" w:line="300" w:lineRule="auto"/>
-      </w:pPr>
+        <w:t>[Certifying body]</w:t>
+      </w:r>
+      <w:r>
+        <w:rPr>
+          <w:rFonts w:ascii="Jost" w:hAnsi="Jost" w:cs="Jost" w:eastAsia="Jost"/>
+          <w:b w:val="0"/>
+          <w:i w:val="0"/>
+          <w:color w:val="4A3A2C"/>
+          <w:sz w:val="20"/>
+        </w:rPr>
+        <w:t xml:space="preserve">) and </w:t>
+      </w:r>
       <w:r>
         <w:rPr>
           <w:rFonts w:ascii="Jost" w:hAnsi="Jost" w:cs="Jost" w:eastAsia="Jost"/>
@@ -3280,7 +3514,7 @@
           <w:color w:val="4A3A2C"/>
           <w:sz w:val="20"/>
         </w:rPr>
-        <w:t xml:space="preserve"> years of clinical experience, ideally including IV therapy and/or hyperbaric medicine.</w:t>
+        <w:t xml:space="preserve"> years of client practice.</w:t>
       </w:r>
     </w:p>
     <w:p>
@@ -3296,7 +3530,7 @@
           <w:color w:val="4A3A2C"/>
           <w:sz w:val="20"/>
         </w:rPr>
-        <w:t>Current BLS; ACLS an advantage.</w:t>
+        <w:t>Current CPR/BLS certification (or willingness to complete before start).</w:t>
       </w:r>
     </w:p>
     <w:p>
@@ -3312,14 +3546,18 @@
           <w:color w:val="4A3A2C"/>
           <w:sz w:val="20"/>
         </w:rPr>
-        <w:t>Hyperbaric operations training as required by DHA and Elevé Health; Elevé device training after hire.</w:t>
-      </w:r>
-    </w:p>
-    <w:p>
-      <w:pPr>
-        <w:pStyle w:val="ListBullet"/>
-        <w:spacing w:before="0" w:after="60" w:line="300" w:lineRule="auto"/>
-      </w:pPr>
+        <w:t xml:space="preserve">Elevé Health orientation on all modalities after hire, so packages reflect how each machine is used </w:t>
+      </w:r>
+      <w:r>
+        <w:rPr>
+          <w:rFonts w:ascii="Jost" w:hAnsi="Jost" w:cs="Jost" w:eastAsia="Jost"/>
+          <w:b w:val="0"/>
+          <w:i w:val="0"/>
+          <w:color w:val="A6754C"/>
+          <w:sz w:val="20"/>
+        </w:rPr>
+        <w:t>[per Elevé protocol — pending]</w:t>
+      </w:r>
       <w:r>
         <w:rPr>
           <w:rFonts w:ascii="Jost" w:hAnsi="Jost" w:cs="Jost" w:eastAsia="Jost"/>
@@ -3328,7 +3566,23 @@
           <w:color w:val="4A3A2C"/>
           <w:sz w:val="20"/>
         </w:rPr>
-        <w:t xml:space="preserve">Valid professional indemnity insurance </w:t>
+        <w:t>.</w:t>
+      </w:r>
+    </w:p>
+    <w:p>
+      <w:pPr>
+        <w:pStyle w:val="ListBullet"/>
+        <w:spacing w:before="0" w:after="60" w:line="300" w:lineRule="auto"/>
+      </w:pPr>
+      <w:r>
+        <w:rPr>
+          <w:rFonts w:ascii="Jost" w:hAnsi="Jost" w:cs="Jost" w:eastAsia="Jost"/>
+          <w:b w:val="0"/>
+          <w:i w:val="0"/>
+          <w:color w:val="4A3A2C"/>
+          <w:sz w:val="20"/>
+        </w:rPr>
+        <w:t xml:space="preserve">Any permit required in Dubai for holistic practice </w:t>
       </w:r>
       <w:r>
         <w:rPr>
@@ -3338,7 +3592,7 @@
           <w:color w:val="A6754C"/>
           <w:sz w:val="20"/>
         </w:rPr>
-        <w:t>[Arranged by employer / employee]</w:t>
+        <w:t>[to be confirmed with the licensing authority]</w:t>
       </w:r>
       <w:r>
         <w:rPr>
@@ -3379,7 +3633,7 @@
           <w:color w:val="4A3A2C"/>
           <w:sz w:val="20"/>
         </w:rPr>
-        <w:t>Sound clinical judgement and confidence to decline a session.</w:t>
+        <w:t>Deep listening; grounded, warm and unhurried presence.</w:t>
       </w:r>
     </w:p>
     <w:p>
@@ -3395,7 +3649,7 @@
           <w:color w:val="4A3A2C"/>
           <w:sz w:val="20"/>
         </w:rPr>
-        <w:t>Calm, kind manner with anxious guests; clear documentation.</w:t>
+        <w:t>Ability to translate a guest's story into a clear, realistic programme.</w:t>
       </w:r>
     </w:p>
     <w:p>
@@ -3411,27 +3665,13 @@
           <w:color w:val="4A3A2C"/>
           <w:sz w:val="20"/>
         </w:rPr>
-        <w:t>Understanding of DHA, PDPL and infection-control requirements.</w:t>
+        <w:t>Clear boundaries: wellness language only, no medical claims.</w:t>
       </w:r>
     </w:p>
     <w:p>
       <w:pPr>
-        <w:keepNext/>
-        <w:spacing w:before="200" w:after="60" w:line="264" w:lineRule="auto"/>
-      </w:pPr>
-      <w:r>
-        <w:rPr>
-          <w:rFonts w:ascii="Jost" w:hAnsi="Jost" w:cs="Jost" w:eastAsia="Jost"/>
-          <w:b/>
-          <w:color w:val="A6754C"/>
-          <w:sz w:val="17"/>
-        </w:rPr>
-        <w:t>WORKING PATTERN</w:t>
-      </w:r>
-    </w:p>
-    <w:p>
-      <w:pPr>
-        <w:spacing w:before="0" w:after="120" w:line="312" w:lineRule="auto"/>
+        <w:pStyle w:val="ListBullet"/>
+        <w:spacing w:before="0" w:after="60" w:line="300" w:lineRule="auto"/>
       </w:pPr>
       <w:r>
         <w:rPr>
@@ -3441,6 +3681,36 @@
           <w:color w:val="4A3A2C"/>
           <w:sz w:val="20"/>
         </w:rPr>
+        <w:t>English essential; additional languages an advantage.</w:t>
+      </w:r>
+    </w:p>
+    <w:p>
+      <w:pPr>
+        <w:keepNext/>
+        <w:spacing w:before="200" w:after="60" w:line="264" w:lineRule="auto"/>
+      </w:pPr>
+      <w:r>
+        <w:rPr>
+          <w:rFonts w:ascii="Jost" w:hAnsi="Jost" w:cs="Jost" w:eastAsia="Jost"/>
+          <w:b/>
+          <w:color w:val="A6754C"/>
+          <w:sz w:val="17"/>
+        </w:rPr>
+        <w:t>WORKING PATTERN</w:t>
+      </w:r>
+    </w:p>
+    <w:p>
+      <w:pPr>
+        <w:spacing w:before="0" w:after="120" w:line="312" w:lineRule="auto"/>
+      </w:pPr>
+      <w:r>
+        <w:rPr>
+          <w:rFonts w:ascii="Jost" w:hAnsi="Jost" w:cs="Jost" w:eastAsia="Jost"/>
+          <w:b w:val="0"/>
+          <w:i w:val="0"/>
+          <w:color w:val="4A3A2C"/>
+          <w:sz w:val="20"/>
+        </w:rPr>
         <w:t xml:space="preserve">Full-time or </w:t>
       </w:r>
       <w:r>
@@ -3481,7 +3751,7 @@
           <w:color w:val="4A3A2C"/>
           <w:sz w:val="20"/>
         </w:rPr>
-        <w:t xml:space="preserve"> hours per week. Rostered to cover all IV and hyperbaric booking windows across seven days. On-call arrangements: </w:t>
+        <w:t xml:space="preserve"> hours per week, rostered so a Healer is available for first-visit consultations across 9:00am–9:00pm, seven days. Number of Healers: </w:t>
       </w:r>
       <w:r>
         <w:rPr>
@@ -3491,7 +3761,7 @@
           <w:color w:val="A6754C"/>
           <w:sz w:val="20"/>
         </w:rPr>
-        <w:t>[___]</w:t>
+        <w:t>[__]</w:t>
       </w:r>
       <w:r>
         <w:rPr>
@@ -3597,7 +3867,7 @@
           <w:color w:val="221913"/>
           <w:sz w:val="28"/>
         </w:rPr>
-        <w:t>5. Breathwork Facilitator</w:t>
+        <w:t>5. Breathwork &amp; Sound Healing Facilitator</w:t>
       </w:r>
     </w:p>
     <w:p>
@@ -3622,7 +3892,27 @@
           <w:color w:val="4A3A2C"/>
           <w:sz w:val="20"/>
         </w:rPr>
-        <w:t xml:space="preserve"> Lead Guided Breathwork (45 minutes, 1:1 or small group) and anchor breathing practice across the studio.</w:t>
+        <w:t xml:space="preserve"> Lead Guided Breathwork (45 minutes, 1:1 or small group) and Sound Healing sessions (1:1 or small group, up to </w:t>
+      </w:r>
+      <w:r>
+        <w:rPr>
+          <w:rFonts w:ascii="Jost" w:hAnsi="Jost" w:cs="Jost" w:eastAsia="Jost"/>
+          <w:b w:val="0"/>
+          <w:i w:val="0"/>
+          <w:color w:val="A6754C"/>
+          <w:sz w:val="20"/>
+        </w:rPr>
+        <w:t>[__]</w:t>
+      </w:r>
+      <w:r>
+        <w:rPr>
+          <w:rFonts w:ascii="Jost" w:hAnsi="Jost" w:cs="Jost" w:eastAsia="Jost"/>
+          <w:b w:val="0"/>
+          <w:i w:val="0"/>
+          <w:color w:val="4A3A2C"/>
+          <w:sz w:val="20"/>
+        </w:rPr>
+        <w:t xml:space="preserve"> guests), and anchor breathing practice across the studio.</w:t>
       </w:r>
     </w:p>
     <w:p>
@@ -3694,14 +3984,18 @@
           <w:color w:val="4A3A2C"/>
           <w:sz w:val="20"/>
         </w:rPr>
-        <w:t>Screen guests for suitability and adapt or stop practice where a guest shows distress; escalate to the Clinical Lead where needed.</w:t>
-      </w:r>
-    </w:p>
-    <w:p>
-      <w:pPr>
-        <w:pStyle w:val="ListBullet"/>
-        <w:spacing w:before="0" w:after="60" w:line="300" w:lineRule="auto"/>
-      </w:pPr>
+        <w:t xml:space="preserve">Design and deliver 1:1 and small-group sound healing sessions; care for and store instruments </w:t>
+      </w:r>
+      <w:r>
+        <w:rPr>
+          <w:rFonts w:ascii="Jost" w:hAnsi="Jost" w:cs="Jost" w:eastAsia="Jost"/>
+          <w:b w:val="0"/>
+          <w:i w:val="0"/>
+          <w:color w:val="A6754C"/>
+          <w:sz w:val="20"/>
+        </w:rPr>
+        <w:t>[to confirm]</w:t>
+      </w:r>
       <w:r>
         <w:rPr>
           <w:rFonts w:ascii="Jost" w:hAnsi="Jost" w:cs="Jost" w:eastAsia="Jost"/>
@@ -3710,7 +4004,39 @@
           <w:color w:val="4A3A2C"/>
           <w:sz w:val="20"/>
         </w:rPr>
-        <w:t>Pair sessions with the salt cabin and float in line with Aura protocols.</w:t>
+        <w:t>.</w:t>
+      </w:r>
+    </w:p>
+    <w:p>
+      <w:pPr>
+        <w:pStyle w:val="ListBullet"/>
+        <w:spacing w:before="0" w:after="60" w:line="300" w:lineRule="auto"/>
+      </w:pPr>
+      <w:r>
+        <w:rPr>
+          <w:rFonts w:ascii="Jost" w:hAnsi="Jost" w:cs="Jost" w:eastAsia="Jost"/>
+          <w:b w:val="0"/>
+          <w:i w:val="0"/>
+          <w:color w:val="4A3A2C"/>
+          <w:sz w:val="20"/>
+        </w:rPr>
+        <w:t>Screen guests for suitability and adapt or stop practice where a guest shows distress; escalate to the General Manager where needed.</w:t>
+      </w:r>
+    </w:p>
+    <w:p>
+      <w:pPr>
+        <w:pStyle w:val="ListBullet"/>
+        <w:spacing w:before="0" w:after="60" w:line="300" w:lineRule="auto"/>
+      </w:pPr>
+      <w:r>
+        <w:rPr>
+          <w:rFonts w:ascii="Jost" w:hAnsi="Jost" w:cs="Jost" w:eastAsia="Jost"/>
+          <w:b w:val="0"/>
+          <w:i w:val="0"/>
+          <w:color w:val="4A3A2C"/>
+          <w:sz w:val="20"/>
+        </w:rPr>
+        <w:t>Pair sessions with the salt cabin and dry float bed in line with Aura protocols and the Healer's personalised packages.</w:t>
       </w:r>
     </w:p>
     <w:p>
@@ -3858,7 +4184,7 @@
                 <w:color w:val="4A3A2C"/>
                 <w:sz w:val="17"/>
               </w:rPr>
-              <w:t>Breathwork session satisfaction score</w:t>
+              <w:t>Breathwork and sound healing session satisfaction score</w:t>
             </w:r>
           </w:p>
         </w:tc>
@@ -3964,7 +4290,7 @@
                 <w:color w:val="4A3A2C"/>
                 <w:sz w:val="17"/>
               </w:rPr>
-              <w:t>Repeat breathwork bookings</w:t>
+              <w:t>Repeat breathwork and sound healing bookings</w:t>
             </w:r>
           </w:p>
         </w:tc>
@@ -4077,7 +4403,7 @@
           <w:color w:val="4A3A2C"/>
           <w:sz w:val="20"/>
         </w:rPr>
-        <w:t>Recognised breathwork facilitator certification (</w:t>
+        <w:t>Recognised breathwork facilitator certification and sound healing training (</w:t>
       </w:r>
       <w:r>
         <w:rPr>
@@ -4282,7 +4608,7 @@
           <w:color w:val="4A3A2C"/>
           <w:sz w:val="20"/>
         </w:rPr>
-        <w:t xml:space="preserve"> hours per week, with sessions scheduled across morning and evening bands and weekends.</w:t>
+        <w:t xml:space="preserve"> hours per week, with sessions scheduled across 9:00am–9:00pm, including evenings and weekends.</w:t>
       </w:r>
     </w:p>
     <w:p>
@@ -4408,6 +4734,46 @@
     </w:p>
     <w:p>
       <w:pPr>
+        <w:shd w:val="clear" w:color="auto" w:fill="FBF5EE"/>
+        <w:pBdr>
+          <w:left w:val="single" w:sz="18" w:space="8" w:color="A6754C"/>
+        </w:pBdr>
+        <w:spacing w:before="80" w:after="160" w:line="300" w:lineRule="auto"/>
+        <w:ind w:left="170"/>
+      </w:pPr>
+      <w:r>
+        <w:rPr>
+          <w:rFonts w:ascii="Jost" w:hAnsi="Jost" w:cs="Jost" w:eastAsia="Jost"/>
+          <w:b w:val="0"/>
+          <w:i w:val="0"/>
+          <w:color w:val="4A3A2C"/>
+          <w:sz w:val="18"/>
+        </w:rPr>
+        <w:t xml:space="preserve">Cleaning is shared by Hosts on shift, plus </w:t>
+      </w:r>
+      <w:r>
+        <w:rPr>
+          <w:rFonts w:ascii="Jost" w:hAnsi="Jost" w:cs="Jost" w:eastAsia="Jost"/>
+          <w:b w:val="0"/>
+          <w:i w:val="0"/>
+          <w:color w:val="A6754C"/>
+          <w:sz w:val="18"/>
+        </w:rPr>
+        <w:t>[in-house attendant / outsourced cleaner — to be decided]</w:t>
+      </w:r>
+      <w:r>
+        <w:rPr>
+          <w:rFonts w:ascii="Jost" w:hAnsi="Jost" w:cs="Jost" w:eastAsia="Jost"/>
+          <w:b w:val="0"/>
+          <w:i w:val="0"/>
+          <w:color w:val="4A3A2C"/>
+          <w:sz w:val="18"/>
+        </w:rPr>
+        <w:t>. This description applies if an in-house attendant is hired.</w:t>
+      </w:r>
+    </w:p>
+    <w:p>
+      <w:pPr>
         <w:spacing w:before="0" w:after="120" w:line="312" w:lineRule="auto"/>
       </w:pPr>
       <w:r>
@@ -4475,14 +4841,18 @@
           <w:color w:val="4A3A2C"/>
           <w:sz w:val="20"/>
         </w:rPr>
-        <w:t>Support float tank and cold plunge hygiene routines, including logging checks; manage infrared sauna and salt cabin wipe-downs.</w:t>
-      </w:r>
-    </w:p>
-    <w:p>
-      <w:pPr>
-        <w:pStyle w:val="ListBullet"/>
-        <w:spacing w:before="0" w:after="60" w:line="300" w:lineRule="auto"/>
-      </w:pPr>
+        <w:t xml:space="preserve">Support cold plunge and dry float bed hygiene routines, including logging checks; manage infrared sauna and salt cabin wipe-downs </w:t>
+      </w:r>
+      <w:r>
+        <w:rPr>
+          <w:rFonts w:ascii="Jost" w:hAnsi="Jost" w:cs="Jost" w:eastAsia="Jost"/>
+          <w:b w:val="0"/>
+          <w:i w:val="0"/>
+          <w:color w:val="A6754C"/>
+          <w:sz w:val="20"/>
+        </w:rPr>
+        <w:t>[cleaning products per Elevé protocol — pending]</w:t>
+      </w:r>
       <w:r>
         <w:rPr>
           <w:rFonts w:ascii="Jost" w:hAnsi="Jost" w:cs="Jost" w:eastAsia="Jost"/>
@@ -4491,7 +4861,7 @@
           <w:color w:val="4A3A2C"/>
           <w:sz w:val="20"/>
         </w:rPr>
-        <w:t>Manage laundry, robes, towels and slippers; keep linen par levels.</w:t>
+        <w:t>.</w:t>
       </w:r>
     </w:p>
     <w:p>
@@ -4507,7 +4877,23 @@
           <w:color w:val="4A3A2C"/>
           <w:sz w:val="20"/>
         </w:rPr>
-        <w:t>Restock amenities, drinking water and consumables.</w:t>
+        <w:t>Run the in-house laundry machine(s) for robes, Aura-branded towels and clothing; manage hotel-style slippers; keep linen par levels.</w:t>
+      </w:r>
+    </w:p>
+    <w:p>
+      <w:pPr>
+        <w:pStyle w:val="ListBullet"/>
+        <w:spacing w:before="0" w:after="60" w:line="300" w:lineRule="auto"/>
+      </w:pPr>
+      <w:r>
+        <w:rPr>
+          <w:rFonts w:ascii="Jost" w:hAnsi="Jost" w:cs="Jost" w:eastAsia="Jost"/>
+          <w:b w:val="0"/>
+          <w:i w:val="0"/>
+          <w:color w:val="4A3A2C"/>
+          <w:sz w:val="20"/>
+        </w:rPr>
+        <w:t>Restock amenities, refreshments, drinking water and consumables.</w:t>
       </w:r>
     </w:p>
     <w:p>
@@ -4993,7 +5379,7 @@
           <w:color w:val="4A3A2C"/>
           <w:sz w:val="20"/>
         </w:rPr>
-        <w:t xml:space="preserve"> hours per week across opening, mid and closing shifts, seven-day rota.</w:t>
+        <w:t xml:space="preserve"> hours per week across opening and closing shifts, seven-day rota.</w:t>
       </w:r>
     </w:p>
     <w:p>
@@ -5262,7 +5648,7 @@
           <w:color w:val="4A3A2C"/>
           <w:sz w:val="20"/>
         </w:rPr>
-        <w:t>Plan and deliver the official launch event and community sessions with the Breathwork Facilitator.</w:t>
+        <w:t>Plan and run paid ad campaigns (Meta/Instagram/Google) and make sure every lead reaches the Hosts on WhatsApp or the website quickly.</w:t>
       </w:r>
     </w:p>
     <w:p>
@@ -5278,7 +5664,23 @@
           <w:color w:val="4A3A2C"/>
           <w:sz w:val="20"/>
         </w:rPr>
-        <w:t>Produce content on the 11 modalities and the Elevé partnership, and coordinate approvals with Elevé Health where required.</w:t>
+        <w:t>Plan and deliver the official launch event and community sessions with the Breathwork &amp; Sound Healing Facilitator and the Healers.</w:t>
+      </w:r>
+    </w:p>
+    <w:p>
+      <w:pPr>
+        <w:pStyle w:val="ListBullet"/>
+        <w:spacing w:before="0" w:after="60" w:line="300" w:lineRule="auto"/>
+      </w:pPr>
+      <w:r>
+        <w:rPr>
+          <w:rFonts w:ascii="Jost" w:hAnsi="Jost" w:cs="Jost" w:eastAsia="Jost"/>
+          <w:b w:val="0"/>
+          <w:i w:val="0"/>
+          <w:color w:val="4A3A2C"/>
+          <w:sz w:val="20"/>
+        </w:rPr>
+        <w:t>Produce content on the launch modalities, the Healer consultation, Sound Healing and the Elevé partnership, and coordinate approvals with Elevé Health where required.</w:t>
       </w:r>
     </w:p>
     <w:p>
@@ -5628,6 +6030,69 @@
                 <w:color w:val="4A3A2C"/>
                 <w:sz w:val="17"/>
               </w:rPr>
+              <w:t>Ad lead response time</w:t>
+            </w:r>
+          </w:p>
+        </w:tc>
+        <w:tc>
+          <w:tcPr>
+            <w:tcW w:type="dxa" w:w="4706"/>
+          </w:tcPr>
+          <w:p>
+            <w:pPr>
+              <w:spacing w:before="40" w:after="40" w:line="276" w:lineRule="auto"/>
+            </w:pPr>
+            <w:r>
+              <w:rPr>
+                <w:rFonts w:ascii="Jost" w:hAnsi="Jost" w:cs="Jost" w:eastAsia="Jost"/>
+                <w:b w:val="0"/>
+                <w:i w:val="0"/>
+                <w:color w:val="4A3A2C"/>
+                <w:sz w:val="17"/>
+              </w:rPr>
+              <w:t xml:space="preserve">Within </w:t>
+            </w:r>
+            <w:r>
+              <w:rPr>
+                <w:rFonts w:ascii="Jost" w:hAnsi="Jost" w:cs="Jost" w:eastAsia="Jost"/>
+                <w:b w:val="0"/>
+                <w:i w:val="0"/>
+                <w:color w:val="A6754C"/>
+                <w:sz w:val="17"/>
+              </w:rPr>
+              <w:t>[Target]</w:t>
+            </w:r>
+            <w:r>
+              <w:rPr>
+                <w:rFonts w:ascii="Jost" w:hAnsi="Jost" w:cs="Jost" w:eastAsia="Jost"/>
+                <w:b w:val="0"/>
+                <w:i w:val="0"/>
+                <w:color w:val="4A3A2C"/>
+                <w:sz w:val="17"/>
+              </w:rPr>
+              <w:t xml:space="preserve"> minutes during opening hours</w:t>
+            </w:r>
+          </w:p>
+        </w:tc>
+      </w:tr>
+      <w:tr>
+        <w:tc>
+          <w:tcPr>
+            <w:tcW w:type="dxa" w:w="4706"/>
+            <w:shd w:val="clear" w:color="auto" w:fill="FBF5EE"/>
+          </w:tcPr>
+          <w:p>
+            <w:pPr>
+              <w:spacing w:before="40" w:after="40" w:line="276" w:lineRule="auto"/>
+            </w:pPr>
+            <w:r>
+              <w:rPr>
+                <w:rFonts w:ascii="Jost" w:hAnsi="Jost" w:cs="Jost" w:eastAsia="Jost"/>
+                <w:b w:val="0"/>
+                <w:i w:val="0"/>
+                <w:color w:val="4A3A2C"/>
+                <w:sz w:val="17"/>
+              </w:rPr>
               <w:t>Content compliance (no medical claims, consents in place)</w:t>
             </w:r>
           </w:p>
@@ -5635,6 +6100,7 @@
         <w:tc>
           <w:tcPr>
             <w:tcW w:type="dxa" w:w="4706"/>
+            <w:shd w:val="clear" w:color="auto" w:fill="FBF5EE"/>
           </w:tcPr>
           <w:p>
             <w:pPr>
@@ -6045,7 +6511,7 @@
           <w:color w:val="4A3A2C"/>
           <w:sz w:val="20"/>
         </w:rPr>
-        <w:t>Reconcile daily takings, card settlements and membership billing; follow up failed payments.</w:t>
+        <w:t>Reconcile daily takings (Apple Pay, card and cash), card settlements and membership billing; follow up failed payments. Add Tabby reconciliation when it is introduced.</w:t>
       </w:r>
     </w:p>
     <w:p>
@@ -6644,6 +7110,972 @@
           <w:sz w:val="20"/>
         </w:rPr>
         <w:t>; occasional weekend support at month end or launch.</w:t>
+      </w:r>
+    </w:p>
+    <w:p>
+      <w:pPr>
+        <w:keepNext/>
+        <w:spacing w:before="200" w:after="60" w:line="264" w:lineRule="auto"/>
+      </w:pPr>
+      <w:r>
+        <w:rPr>
+          <w:rFonts w:ascii="Jost" w:hAnsi="Jost" w:cs="Jost" w:eastAsia="Jost"/>
+          <w:b/>
+          <w:color w:val="A6754C"/>
+          <w:sz w:val="17"/>
+        </w:rPr>
+        <w:t>PACKAGE</w:t>
+      </w:r>
+    </w:p>
+    <w:p>
+      <w:pPr>
+        <w:pStyle w:val="ListBullet"/>
+        <w:spacing w:before="0" w:after="60" w:line="300" w:lineRule="auto"/>
+      </w:pPr>
+      <w:r>
+        <w:rPr>
+          <w:rFonts w:ascii="Jost" w:hAnsi="Jost" w:cs="Jost" w:eastAsia="Jost"/>
+          <w:b w:val="0"/>
+          <w:i w:val="0"/>
+          <w:color w:val="4A3A2C"/>
+          <w:sz w:val="20"/>
+        </w:rPr>
+        <w:t xml:space="preserve">Salary band: AED </w:t>
+      </w:r>
+      <w:r>
+        <w:rPr>
+          <w:rFonts w:ascii="Jost" w:hAnsi="Jost" w:cs="Jost" w:eastAsia="Jost"/>
+          <w:b w:val="0"/>
+          <w:i w:val="0"/>
+          <w:color w:val="A6754C"/>
+          <w:sz w:val="20"/>
+        </w:rPr>
+        <w:t>[___]</w:t>
+      </w:r>
+      <w:r>
+        <w:rPr>
+          <w:rFonts w:ascii="Jost" w:hAnsi="Jost" w:cs="Jost" w:eastAsia="Jost"/>
+          <w:b w:val="0"/>
+          <w:i w:val="0"/>
+          <w:color w:val="4A3A2C"/>
+          <w:sz w:val="20"/>
+        </w:rPr>
+        <w:t xml:space="preserve"> per month.</w:t>
+      </w:r>
+    </w:p>
+    <w:p>
+      <w:pPr>
+        <w:pStyle w:val="ListBullet"/>
+        <w:spacing w:before="0" w:after="60" w:line="300" w:lineRule="auto"/>
+      </w:pPr>
+      <w:r>
+        <w:rPr>
+          <w:rFonts w:ascii="Jost" w:hAnsi="Jost" w:cs="Jost" w:eastAsia="Jost"/>
+          <w:b w:val="0"/>
+          <w:i w:val="0"/>
+          <w:color w:val="4A3A2C"/>
+          <w:sz w:val="20"/>
+        </w:rPr>
+        <w:t xml:space="preserve">Benefits: </w:t>
+      </w:r>
+      <w:r>
+        <w:rPr>
+          <w:rFonts w:ascii="Jost" w:hAnsi="Jost" w:cs="Jost" w:eastAsia="Jost"/>
+          <w:b w:val="0"/>
+          <w:i w:val="0"/>
+          <w:color w:val="A6754C"/>
+          <w:sz w:val="20"/>
+        </w:rPr>
+        <w:t>[___]</w:t>
+      </w:r>
+    </w:p>
+    <w:p>
+      <w:r>
+        <w:br w:type="page"/>
+      </w:r>
+    </w:p>
+    <w:p>
+      <w:pPr>
+        <w:keepNext/>
+        <w:spacing w:before="280" w:after="100" w:line="264" w:lineRule="auto"/>
+      </w:pPr>
+      <w:r>
+        <w:rPr>
+          <w:rFonts w:ascii="Marcellus" w:hAnsi="Marcellus" w:cs="Marcellus" w:eastAsia="Marcellus"/>
+          <w:color w:val="221913"/>
+          <w:sz w:val="28"/>
+        </w:rPr>
+        <w:t>9. Clinical Lead (future — if clinical services are added)</w:t>
+      </w:r>
+    </w:p>
+    <w:p>
+      <w:pPr>
+        <w:shd w:val="clear" w:color="auto" w:fill="FBF5EE"/>
+        <w:pBdr>
+          <w:left w:val="single" w:sz="18" w:space="8" w:color="A6754C"/>
+        </w:pBdr>
+        <w:spacing w:before="80" w:after="160" w:line="300" w:lineRule="auto"/>
+        <w:ind w:left="170"/>
+      </w:pPr>
+      <w:r>
+        <w:rPr>
+          <w:rFonts w:ascii="Jost" w:hAnsi="Jost" w:cs="Jost" w:eastAsia="Jost"/>
+          <w:b w:val="0"/>
+          <w:i w:val="0"/>
+          <w:color w:val="4A3A2C"/>
+          <w:sz w:val="18"/>
+        </w:rPr>
+        <w:t xml:space="preserve">Not a launch role. No medical treatments are offered at launch and there is no Clinical Lead on the floor. The licensed doctor is the </w:t>
+      </w:r>
+      <w:r>
+        <w:rPr>
+          <w:rFonts w:ascii="Jost" w:hAnsi="Jost" w:cs="Jost" w:eastAsia="Jost"/>
+          <w:b w:val="0"/>
+          <w:i w:val="0"/>
+          <w:color w:val="A6754C"/>
+          <w:sz w:val="18"/>
+        </w:rPr>
+        <w:t>[Medical Director named on the licence]</w:t>
+      </w:r>
+      <w:r>
+        <w:rPr>
+          <w:rFonts w:ascii="Jost" w:hAnsi="Jost" w:cs="Jost" w:eastAsia="Jost"/>
+          <w:b w:val="0"/>
+          <w:i w:val="0"/>
+          <w:color w:val="4A3A2C"/>
+          <w:sz w:val="18"/>
+        </w:rPr>
+        <w:t>, for oversight and escalation only. This description is kept for planning, if IV Nutrient Therapy or other clinical services are added in future, subject to DHA licensing.</w:t>
+      </w:r>
+    </w:p>
+    <w:p>
+      <w:pPr>
+        <w:spacing w:before="0" w:after="120" w:line="312" w:lineRule="auto"/>
+      </w:pPr>
+      <w:r>
+        <w:rPr>
+          <w:rFonts w:ascii="Jost" w:hAnsi="Jost" w:cs="Jost" w:eastAsia="Jost"/>
+          <w:b/>
+          <w:i w:val="0"/>
+          <w:color w:val="4A3A2C"/>
+          <w:sz w:val="20"/>
+        </w:rPr>
+        <w:t>Role type:</w:t>
+      </w:r>
+      <w:r>
+        <w:rPr>
+          <w:rFonts w:ascii="Jost" w:hAnsi="Jost" w:cs="Jost" w:eastAsia="Jost"/>
+          <w:b w:val="0"/>
+          <w:i w:val="0"/>
+          <w:color w:val="4A3A2C"/>
+          <w:sz w:val="20"/>
+        </w:rPr>
+        <w:t xml:space="preserve"> DHA-licensed Registered Nurse or GP</w:t>
+      </w:r>
+    </w:p>
+    <w:p>
+      <w:pPr>
+        <w:spacing w:before="0" w:after="120" w:line="312" w:lineRule="auto"/>
+      </w:pPr>
+      <w:r>
+        <w:rPr>
+          <w:rFonts w:ascii="Jost" w:hAnsi="Jost" w:cs="Jost" w:eastAsia="Jost"/>
+          <w:b/>
+          <w:i w:val="0"/>
+          <w:color w:val="4A3A2C"/>
+          <w:sz w:val="20"/>
+        </w:rPr>
+        <w:t>Purpose.</w:t>
+      </w:r>
+      <w:r>
+        <w:rPr>
+          <w:rFonts w:ascii="Jost" w:hAnsi="Jost" w:cs="Jost" w:eastAsia="Jost"/>
+          <w:b w:val="0"/>
+          <w:i w:val="0"/>
+          <w:color w:val="4A3A2C"/>
+          <w:sz w:val="20"/>
+        </w:rPr>
+        <w:t xml:space="preserve"> If clinical services are added, provide licensed clinical oversight for IV Nutrient Therapy and any clinical hyperbaric oxygen sessions, and keep clinical practice safe and compliant, subject to DHA requirements.</w:t>
+      </w:r>
+    </w:p>
+    <w:p>
+      <w:pPr>
+        <w:spacing w:before="0" w:after="120" w:line="312" w:lineRule="auto"/>
+      </w:pPr>
+      <w:r>
+        <w:rPr>
+          <w:rFonts w:ascii="Jost" w:hAnsi="Jost" w:cs="Jost" w:eastAsia="Jost"/>
+          <w:b/>
+          <w:i w:val="0"/>
+          <w:color w:val="4A3A2C"/>
+          <w:sz w:val="20"/>
+        </w:rPr>
+        <w:t>Reports to:</w:t>
+      </w:r>
+      <w:r>
+        <w:rPr>
+          <w:rFonts w:ascii="Jost" w:hAnsi="Jost" w:cs="Jost" w:eastAsia="Jost"/>
+          <w:b w:val="0"/>
+          <w:i w:val="0"/>
+          <w:color w:val="4A3A2C"/>
+          <w:sz w:val="20"/>
+        </w:rPr>
+        <w:t xml:space="preserve"> General Manager (operations); </w:t>
+      </w:r>
+      <w:r>
+        <w:rPr>
+          <w:rFonts w:ascii="Jost" w:hAnsi="Jost" w:cs="Jost" w:eastAsia="Jost"/>
+          <w:b w:val="0"/>
+          <w:i w:val="0"/>
+          <w:color w:val="A6754C"/>
+          <w:sz w:val="20"/>
+        </w:rPr>
+        <w:t>[Medical Director named on the licence]</w:t>
+      </w:r>
+      <w:r>
+        <w:rPr>
+          <w:rFonts w:ascii="Jost" w:hAnsi="Jost" w:cs="Jost" w:eastAsia="Jost"/>
+          <w:b w:val="0"/>
+          <w:i w:val="0"/>
+          <w:color w:val="4A3A2C"/>
+          <w:sz w:val="20"/>
+        </w:rPr>
+        <w:t xml:space="preserve"> (clinical governance).</w:t>
+      </w:r>
+    </w:p>
+    <w:p>
+      <w:pPr>
+        <w:keepNext/>
+        <w:spacing w:before="200" w:after="60" w:line="264" w:lineRule="auto"/>
+      </w:pPr>
+      <w:r>
+        <w:rPr>
+          <w:rFonts w:ascii="Jost" w:hAnsi="Jost" w:cs="Jost" w:eastAsia="Jost"/>
+          <w:b/>
+          <w:color w:val="A6754C"/>
+          <w:sz w:val="17"/>
+        </w:rPr>
+        <w:t>KEY RESPONSIBILITIES</w:t>
+      </w:r>
+    </w:p>
+    <w:p>
+      <w:pPr>
+        <w:pStyle w:val="ListBullet"/>
+        <w:spacing w:before="0" w:after="60" w:line="300" w:lineRule="auto"/>
+      </w:pPr>
+      <w:r>
+        <w:rPr>
+          <w:rFonts w:ascii="Jost" w:hAnsi="Jost" w:cs="Jost" w:eastAsia="Jost"/>
+          <w:b w:val="0"/>
+          <w:i w:val="0"/>
+          <w:color w:val="4A3A2C"/>
+          <w:sz w:val="20"/>
+        </w:rPr>
+        <w:t xml:space="preserve">Administer IV nutrient therapy (energy, immunity, skin/glow, recovery, post-flight formulas) or supervise licensed clinicians who do, within the scope of the </w:t>
+      </w:r>
+      <w:r>
+        <w:rPr>
+          <w:rFonts w:ascii="Jost" w:hAnsi="Jost" w:cs="Jost" w:eastAsia="Jost"/>
+          <w:b w:val="0"/>
+          <w:i w:val="0"/>
+          <w:color w:val="A6754C"/>
+          <w:sz w:val="20"/>
+        </w:rPr>
+        <w:t>[DHA licence / approval reference]</w:t>
+      </w:r>
+      <w:r>
+        <w:rPr>
+          <w:rFonts w:ascii="Jost" w:hAnsi="Jost" w:cs="Jost" w:eastAsia="Jost"/>
+          <w:b w:val="0"/>
+          <w:i w:val="0"/>
+          <w:color w:val="4A3A2C"/>
+          <w:sz w:val="20"/>
+        </w:rPr>
+        <w:t>.</w:t>
+      </w:r>
+    </w:p>
+    <w:p>
+      <w:pPr>
+        <w:pStyle w:val="ListBullet"/>
+        <w:spacing w:before="0" w:after="60" w:line="300" w:lineRule="auto"/>
+      </w:pPr>
+      <w:r>
+        <w:rPr>
+          <w:rFonts w:ascii="Jost" w:hAnsi="Jost" w:cs="Jost" w:eastAsia="Jost"/>
+          <w:b w:val="0"/>
+          <w:i w:val="0"/>
+          <w:color w:val="4A3A2C"/>
+          <w:sz w:val="20"/>
+        </w:rPr>
+        <w:t>Carry out clinical screening and contraindication checks; decide whether a guest is suitable for IV or hyperbaric sessions.</w:t>
+      </w:r>
+    </w:p>
+    <w:p>
+      <w:pPr>
+        <w:pStyle w:val="ListBullet"/>
+        <w:spacing w:before="0" w:after="60" w:line="300" w:lineRule="auto"/>
+      </w:pPr>
+      <w:r>
+        <w:rPr>
+          <w:rFonts w:ascii="Jost" w:hAnsi="Jost" w:cs="Jost" w:eastAsia="Jost"/>
+          <w:b w:val="0"/>
+          <w:i w:val="0"/>
+          <w:color w:val="4A3A2C"/>
+          <w:sz w:val="20"/>
+        </w:rPr>
+        <w:t>Supervise hyperbaric oxygen sessions (Elevé chamber, 1.3–2.0 ATA) and lead emergency response in the clinical area.</w:t>
+      </w:r>
+    </w:p>
+    <w:p>
+      <w:pPr>
+        <w:pStyle w:val="ListBullet"/>
+        <w:spacing w:before="0" w:after="60" w:line="300" w:lineRule="auto"/>
+      </w:pPr>
+      <w:r>
+        <w:rPr>
+          <w:rFonts w:ascii="Jost" w:hAnsi="Jost" w:cs="Jost" w:eastAsia="Jost"/>
+          <w:b w:val="0"/>
+          <w:i w:val="0"/>
+          <w:color w:val="4A3A2C"/>
+          <w:sz w:val="20"/>
+        </w:rPr>
+        <w:t>Maintain clinical records, consent forms, medicine storage, cold chain and waste disposal to DHA and Dubai Municipality standards.</w:t>
+      </w:r>
+    </w:p>
+    <w:p>
+      <w:pPr>
+        <w:pStyle w:val="ListBullet"/>
+        <w:spacing w:before="0" w:after="60" w:line="300" w:lineRule="auto"/>
+      </w:pPr>
+      <w:r>
+        <w:rPr>
+          <w:rFonts w:ascii="Jost" w:hAnsi="Jost" w:cs="Jost" w:eastAsia="Jost"/>
+          <w:b w:val="0"/>
+          <w:i w:val="0"/>
+          <w:color w:val="4A3A2C"/>
+          <w:sz w:val="20"/>
+        </w:rPr>
+        <w:t>Write and review clinical SOPs; brief Hosts on when to flag a guest for a conversation with their doctor.</w:t>
+      </w:r>
+    </w:p>
+    <w:p>
+      <w:pPr>
+        <w:pStyle w:val="ListBullet"/>
+        <w:spacing w:before="0" w:after="60" w:line="300" w:lineRule="auto"/>
+      </w:pPr>
+      <w:r>
+        <w:rPr>
+          <w:rFonts w:ascii="Jost" w:hAnsi="Jost" w:cs="Jost" w:eastAsia="Jost"/>
+          <w:b w:val="0"/>
+          <w:i w:val="0"/>
+          <w:color w:val="4A3A2C"/>
+          <w:sz w:val="20"/>
+        </w:rPr>
+        <w:t>Lead CPR/BLS refreshers and emergency drills with the Lead Host.</w:t>
+      </w:r>
+    </w:p>
+    <w:p>
+      <w:pPr>
+        <w:pStyle w:val="ListBullet"/>
+        <w:spacing w:before="0" w:after="60" w:line="300" w:lineRule="auto"/>
+      </w:pPr>
+      <w:r>
+        <w:rPr>
+          <w:rFonts w:ascii="Jost" w:hAnsi="Jost" w:cs="Jost" w:eastAsia="Jost"/>
+          <w:b w:val="0"/>
+          <w:i w:val="0"/>
+          <w:color w:val="4A3A2C"/>
+          <w:sz w:val="20"/>
+        </w:rPr>
+        <w:t>Prepare for DHA inspections and keep licences and certifications current.</w:t>
+      </w:r>
+    </w:p>
+    <w:p>
+      <w:pPr>
+        <w:keepNext/>
+        <w:spacing w:before="200" w:after="60" w:line="264" w:lineRule="auto"/>
+      </w:pPr>
+      <w:r>
+        <w:rPr>
+          <w:rFonts w:ascii="Jost" w:hAnsi="Jost" w:cs="Jost" w:eastAsia="Jost"/>
+          <w:b/>
+          <w:color w:val="A6754C"/>
+          <w:sz w:val="17"/>
+        </w:rPr>
+        <w:t>KPIS</w:t>
+      </w:r>
+    </w:p>
+    <w:tbl>
+      <w:tblPr>
+        <w:tblW w:type="auto" w:w="0"/>
+        <w:jc w:val="center"/>
+        <w:tblLook w:firstColumn="1" w:firstRow="1" w:lastColumn="0" w:lastRow="0" w:noHBand="0" w:noVBand="1" w:val="04A0"/>
+        <w:tblBorders>
+          <w:top w:val="single" w:sz="4" w:color="DCC6B0"/>
+          <w:left w:val="single" w:sz="4" w:color="DCC6B0"/>
+          <w:bottom w:val="single" w:sz="4" w:color="DCC6B0"/>
+          <w:right w:val="single" w:sz="4" w:color="DCC6B0"/>
+          <w:insideH w:val="single" w:sz="4" w:color="DCC6B0"/>
+          <w:insideV w:val="single" w:sz="4" w:color="DCC6B0"/>
+        </w:tblBorders>
+      </w:tblPr>
+      <w:tblGrid>
+        <w:gridCol w:w="4706"/>
+        <w:gridCol w:w="4706"/>
+      </w:tblGrid>
+      <w:tr>
+        <w:trPr>
+          <w:tblHeader w:val="true"/>
+        </w:trPr>
+        <w:tc>
+          <w:tcPr>
+            <w:tcW w:type="dxa" w:w="4706"/>
+            <w:shd w:val="clear" w:color="auto" w:fill="221913"/>
+          </w:tcPr>
+          <w:p>
+            <w:pPr>
+              <w:spacing w:before="40" w:after="40" w:line="276" w:lineRule="auto"/>
+            </w:pPr>
+            <w:r>
+              <w:rPr>
+                <w:rFonts w:ascii="Jost" w:hAnsi="Jost" w:cs="Jost" w:eastAsia="Jost"/>
+                <w:b/>
+                <w:i w:val="0"/>
+                <w:color w:val="FBF5EE"/>
+                <w:sz w:val="17"/>
+              </w:rPr>
+              <w:t>KPI</w:t>
+            </w:r>
+          </w:p>
+        </w:tc>
+        <w:tc>
+          <w:tcPr>
+            <w:tcW w:type="dxa" w:w="4706"/>
+            <w:shd w:val="clear" w:color="auto" w:fill="221913"/>
+          </w:tcPr>
+          <w:p>
+            <w:pPr>
+              <w:spacing w:before="40" w:after="40" w:line="276" w:lineRule="auto"/>
+            </w:pPr>
+            <w:r>
+              <w:rPr>
+                <w:rFonts w:ascii="Jost" w:hAnsi="Jost" w:cs="Jost" w:eastAsia="Jost"/>
+                <w:b/>
+                <w:i w:val="0"/>
+                <w:color w:val="FBF5EE"/>
+                <w:sz w:val="17"/>
+              </w:rPr>
+              <w:t>Target</w:t>
+            </w:r>
+          </w:p>
+        </w:tc>
+      </w:tr>
+      <w:tr>
+        <w:tc>
+          <w:tcPr>
+            <w:tcW w:type="dxa" w:w="4706"/>
+          </w:tcPr>
+          <w:p>
+            <w:pPr>
+              <w:spacing w:before="40" w:after="40" w:line="276" w:lineRule="auto"/>
+            </w:pPr>
+            <w:r>
+              <w:rPr>
+                <w:rFonts w:ascii="Jost" w:hAnsi="Jost" w:cs="Jost" w:eastAsia="Jost"/>
+                <w:b w:val="0"/>
+                <w:i w:val="0"/>
+                <w:color w:val="4A3A2C"/>
+                <w:sz w:val="17"/>
+              </w:rPr>
+              <w:t>Clinical screening completed before every IV/HBOT session</w:t>
+            </w:r>
+          </w:p>
+        </w:tc>
+        <w:tc>
+          <w:tcPr>
+            <w:tcW w:type="dxa" w:w="4706"/>
+          </w:tcPr>
+          <w:p>
+            <w:pPr>
+              <w:spacing w:before="40" w:after="40" w:line="276" w:lineRule="auto"/>
+            </w:pPr>
+            <w:r>
+              <w:rPr>
+                <w:rFonts w:ascii="Jost" w:hAnsi="Jost" w:cs="Jost" w:eastAsia="Jost"/>
+                <w:b w:val="0"/>
+                <w:i w:val="0"/>
+                <w:color w:val="4A3A2C"/>
+                <w:sz w:val="17"/>
+              </w:rPr>
+              <w:t>100%</w:t>
+            </w:r>
+          </w:p>
+        </w:tc>
+      </w:tr>
+      <w:tr>
+        <w:tc>
+          <w:tcPr>
+            <w:tcW w:type="dxa" w:w="4706"/>
+            <w:shd w:val="clear" w:color="auto" w:fill="FBF5EE"/>
+          </w:tcPr>
+          <w:p>
+            <w:pPr>
+              <w:spacing w:before="40" w:after="40" w:line="276" w:lineRule="auto"/>
+            </w:pPr>
+            <w:r>
+              <w:rPr>
+                <w:rFonts w:ascii="Jost" w:hAnsi="Jost" w:cs="Jost" w:eastAsia="Jost"/>
+                <w:b w:val="0"/>
+                <w:i w:val="0"/>
+                <w:color w:val="4A3A2C"/>
+                <w:sz w:val="17"/>
+              </w:rPr>
+              <w:t>Clinical incidents and adverse events reported within 24 hours</w:t>
+            </w:r>
+          </w:p>
+        </w:tc>
+        <w:tc>
+          <w:tcPr>
+            <w:tcW w:type="dxa" w:w="4706"/>
+            <w:shd w:val="clear" w:color="auto" w:fill="FBF5EE"/>
+          </w:tcPr>
+          <w:p>
+            <w:pPr>
+              <w:spacing w:before="40" w:after="40" w:line="276" w:lineRule="auto"/>
+            </w:pPr>
+            <w:r>
+              <w:rPr>
+                <w:rFonts w:ascii="Jost" w:hAnsi="Jost" w:cs="Jost" w:eastAsia="Jost"/>
+                <w:b w:val="0"/>
+                <w:i w:val="0"/>
+                <w:color w:val="4A3A2C"/>
+                <w:sz w:val="17"/>
+              </w:rPr>
+              <w:t>100%</w:t>
+            </w:r>
+          </w:p>
+        </w:tc>
+      </w:tr>
+      <w:tr>
+        <w:tc>
+          <w:tcPr>
+            <w:tcW w:type="dxa" w:w="4706"/>
+          </w:tcPr>
+          <w:p>
+            <w:pPr>
+              <w:spacing w:before="40" w:after="40" w:line="276" w:lineRule="auto"/>
+            </w:pPr>
+            <w:r>
+              <w:rPr>
+                <w:rFonts w:ascii="Jost" w:hAnsi="Jost" w:cs="Jost" w:eastAsia="Jost"/>
+                <w:b w:val="0"/>
+                <w:i w:val="0"/>
+                <w:color w:val="4A3A2C"/>
+                <w:sz w:val="17"/>
+              </w:rPr>
+              <w:t>Clinical records complete and audit-ready</w:t>
+            </w:r>
+          </w:p>
+        </w:tc>
+        <w:tc>
+          <w:tcPr>
+            <w:tcW w:type="dxa" w:w="4706"/>
+          </w:tcPr>
+          <w:p>
+            <w:pPr>
+              <w:spacing w:before="40" w:after="40" w:line="276" w:lineRule="auto"/>
+            </w:pPr>
+            <w:r>
+              <w:rPr>
+                <w:rFonts w:ascii="Jost" w:hAnsi="Jost" w:cs="Jost" w:eastAsia="Jost"/>
+                <w:b w:val="0"/>
+                <w:i w:val="0"/>
+                <w:color w:val="4A3A2C"/>
+                <w:sz w:val="17"/>
+              </w:rPr>
+              <w:t>100%</w:t>
+            </w:r>
+          </w:p>
+        </w:tc>
+      </w:tr>
+      <w:tr>
+        <w:tc>
+          <w:tcPr>
+            <w:tcW w:type="dxa" w:w="4706"/>
+            <w:shd w:val="clear" w:color="auto" w:fill="FBF5EE"/>
+          </w:tcPr>
+          <w:p>
+            <w:pPr>
+              <w:spacing w:before="40" w:after="40" w:line="276" w:lineRule="auto"/>
+            </w:pPr>
+            <w:r>
+              <w:rPr>
+                <w:rFonts w:ascii="Jost" w:hAnsi="Jost" w:cs="Jost" w:eastAsia="Jost"/>
+                <w:b w:val="0"/>
+                <w:i w:val="0"/>
+                <w:color w:val="4A3A2C"/>
+                <w:sz w:val="17"/>
+              </w:rPr>
+              <w:t>DHA inspection findings closed on time</w:t>
+            </w:r>
+          </w:p>
+        </w:tc>
+        <w:tc>
+          <w:tcPr>
+            <w:tcW w:type="dxa" w:w="4706"/>
+            <w:shd w:val="clear" w:color="auto" w:fill="FBF5EE"/>
+          </w:tcPr>
+          <w:p>
+            <w:pPr>
+              <w:spacing w:before="40" w:after="40" w:line="276" w:lineRule="auto"/>
+            </w:pPr>
+            <w:r>
+              <w:rPr>
+                <w:rFonts w:ascii="Jost" w:hAnsi="Jost" w:cs="Jost" w:eastAsia="Jost"/>
+                <w:b w:val="0"/>
+                <w:i w:val="0"/>
+                <w:color w:val="4A3A2C"/>
+                <w:sz w:val="17"/>
+              </w:rPr>
+              <w:t>100%</w:t>
+            </w:r>
+          </w:p>
+        </w:tc>
+      </w:tr>
+      <w:tr>
+        <w:tc>
+          <w:tcPr>
+            <w:tcW w:type="dxa" w:w="4706"/>
+          </w:tcPr>
+          <w:p>
+            <w:pPr>
+              <w:spacing w:before="40" w:after="40" w:line="276" w:lineRule="auto"/>
+            </w:pPr>
+            <w:r>
+              <w:rPr>
+                <w:rFonts w:ascii="Jost" w:hAnsi="Jost" w:cs="Jost" w:eastAsia="Jost"/>
+                <w:b w:val="0"/>
+                <w:i w:val="0"/>
+                <w:color w:val="4A3A2C"/>
+                <w:sz w:val="17"/>
+              </w:rPr>
+              <w:t>Staff CPR/BLS currency</w:t>
+            </w:r>
+          </w:p>
+        </w:tc>
+        <w:tc>
+          <w:tcPr>
+            <w:tcW w:type="dxa" w:w="4706"/>
+          </w:tcPr>
+          <w:p>
+            <w:pPr>
+              <w:spacing w:before="40" w:after="40" w:line="276" w:lineRule="auto"/>
+            </w:pPr>
+            <w:r>
+              <w:rPr>
+                <w:rFonts w:ascii="Jost" w:hAnsi="Jost" w:cs="Jost" w:eastAsia="Jost"/>
+                <w:b w:val="0"/>
+                <w:i w:val="0"/>
+                <w:color w:val="4A3A2C"/>
+                <w:sz w:val="17"/>
+              </w:rPr>
+              <w:t>100%</w:t>
+            </w:r>
+          </w:p>
+        </w:tc>
+      </w:tr>
+    </w:tbl>
+    <w:p>
+      <w:pPr>
+        <w:spacing w:before="0" w:after="80" w:line="240" w:lineRule="auto"/>
+      </w:pPr>
+    </w:p>
+    <w:p>
+      <w:pPr>
+        <w:keepNext/>
+        <w:spacing w:before="200" w:after="60" w:line="264" w:lineRule="auto"/>
+      </w:pPr>
+      <w:r>
+        <w:rPr>
+          <w:rFonts w:ascii="Jost" w:hAnsi="Jost" w:cs="Jost" w:eastAsia="Jost"/>
+          <w:b/>
+          <w:color w:val="A6754C"/>
+          <w:sz w:val="17"/>
+        </w:rPr>
+        <w:t>QUALIFICATIONS &amp; LICENCES</w:t>
+      </w:r>
+    </w:p>
+    <w:p>
+      <w:pPr>
+        <w:pStyle w:val="ListBullet"/>
+        <w:spacing w:before="0" w:after="60" w:line="300" w:lineRule="auto"/>
+      </w:pPr>
+      <w:r>
+        <w:rPr>
+          <w:rFonts w:ascii="Jost" w:hAnsi="Jost" w:cs="Jost" w:eastAsia="Jost"/>
+          <w:b w:val="0"/>
+          <w:i w:val="0"/>
+          <w:color w:val="4A3A2C"/>
+          <w:sz w:val="20"/>
+        </w:rPr>
+        <w:t xml:space="preserve">DHA licence as Registered Nurse or General Practitioner, active and in good standing (or DHA eligibility with licence issued before start). </w:t>
+      </w:r>
+      <w:r>
+        <w:rPr>
+          <w:rFonts w:ascii="Jost" w:hAnsi="Jost" w:cs="Jost" w:eastAsia="Jost"/>
+          <w:b w:val="0"/>
+          <w:i w:val="0"/>
+          <w:color w:val="A6754C"/>
+          <w:sz w:val="20"/>
+        </w:rPr>
+        <w:t>[DHA licence number]</w:t>
+      </w:r>
+    </w:p>
+    <w:p>
+      <w:pPr>
+        <w:pStyle w:val="ListBullet"/>
+        <w:spacing w:before="0" w:after="60" w:line="300" w:lineRule="auto"/>
+      </w:pPr>
+      <w:r>
+        <w:rPr>
+          <w:rFonts w:ascii="Jost" w:hAnsi="Jost" w:cs="Jost" w:eastAsia="Jost"/>
+          <w:b w:val="0"/>
+          <w:i w:val="0"/>
+          <w:color w:val="A6754C"/>
+          <w:sz w:val="20"/>
+        </w:rPr>
+        <w:t>[Number]</w:t>
+      </w:r>
+      <w:r>
+        <w:rPr>
+          <w:rFonts w:ascii="Jost" w:hAnsi="Jost" w:cs="Jost" w:eastAsia="Jost"/>
+          <w:b w:val="0"/>
+          <w:i w:val="0"/>
+          <w:color w:val="4A3A2C"/>
+          <w:sz w:val="20"/>
+        </w:rPr>
+        <w:t xml:space="preserve"> years of clinical experience, ideally including IV therapy and/or hyperbaric medicine.</w:t>
+      </w:r>
+    </w:p>
+    <w:p>
+      <w:pPr>
+        <w:pStyle w:val="ListBullet"/>
+        <w:spacing w:before="0" w:after="60" w:line="300" w:lineRule="auto"/>
+      </w:pPr>
+      <w:r>
+        <w:rPr>
+          <w:rFonts w:ascii="Jost" w:hAnsi="Jost" w:cs="Jost" w:eastAsia="Jost"/>
+          <w:b w:val="0"/>
+          <w:i w:val="0"/>
+          <w:color w:val="4A3A2C"/>
+          <w:sz w:val="20"/>
+        </w:rPr>
+        <w:t>Current BLS; ACLS an advantage.</w:t>
+      </w:r>
+    </w:p>
+    <w:p>
+      <w:pPr>
+        <w:pStyle w:val="ListBullet"/>
+        <w:spacing w:before="0" w:after="60" w:line="300" w:lineRule="auto"/>
+      </w:pPr>
+      <w:r>
+        <w:rPr>
+          <w:rFonts w:ascii="Jost" w:hAnsi="Jost" w:cs="Jost" w:eastAsia="Jost"/>
+          <w:b w:val="0"/>
+          <w:i w:val="0"/>
+          <w:color w:val="4A3A2C"/>
+          <w:sz w:val="20"/>
+        </w:rPr>
+        <w:t>Hyperbaric operations training as required by DHA and Elevé Health; Elevé device training after hire.</w:t>
+      </w:r>
+    </w:p>
+    <w:p>
+      <w:pPr>
+        <w:pStyle w:val="ListBullet"/>
+        <w:spacing w:before="0" w:after="60" w:line="300" w:lineRule="auto"/>
+      </w:pPr>
+      <w:r>
+        <w:rPr>
+          <w:rFonts w:ascii="Jost" w:hAnsi="Jost" w:cs="Jost" w:eastAsia="Jost"/>
+          <w:b w:val="0"/>
+          <w:i w:val="0"/>
+          <w:color w:val="4A3A2C"/>
+          <w:sz w:val="20"/>
+        </w:rPr>
+        <w:t xml:space="preserve">Valid professional indemnity insurance </w:t>
+      </w:r>
+      <w:r>
+        <w:rPr>
+          <w:rFonts w:ascii="Jost" w:hAnsi="Jost" w:cs="Jost" w:eastAsia="Jost"/>
+          <w:b w:val="0"/>
+          <w:i w:val="0"/>
+          <w:color w:val="A6754C"/>
+          <w:sz w:val="20"/>
+        </w:rPr>
+        <w:t>[Arranged by employer / employee]</w:t>
+      </w:r>
+      <w:r>
+        <w:rPr>
+          <w:rFonts w:ascii="Jost" w:hAnsi="Jost" w:cs="Jost" w:eastAsia="Jost"/>
+          <w:b w:val="0"/>
+          <w:i w:val="0"/>
+          <w:color w:val="4A3A2C"/>
+          <w:sz w:val="20"/>
+        </w:rPr>
+        <w:t>.</w:t>
+      </w:r>
+    </w:p>
+    <w:p>
+      <w:pPr>
+        <w:keepNext/>
+        <w:spacing w:before="200" w:after="60" w:line="264" w:lineRule="auto"/>
+      </w:pPr>
+      <w:r>
+        <w:rPr>
+          <w:rFonts w:ascii="Jost" w:hAnsi="Jost" w:cs="Jost" w:eastAsia="Jost"/>
+          <w:b/>
+          <w:color w:val="A6754C"/>
+          <w:sz w:val="17"/>
+        </w:rPr>
+        <w:t>SKILLS</w:t>
+      </w:r>
+    </w:p>
+    <w:p>
+      <w:pPr>
+        <w:pStyle w:val="ListBullet"/>
+        <w:spacing w:before="0" w:after="60" w:line="300" w:lineRule="auto"/>
+      </w:pPr>
+      <w:r>
+        <w:rPr>
+          <w:rFonts w:ascii="Jost" w:hAnsi="Jost" w:cs="Jost" w:eastAsia="Jost"/>
+          <w:b w:val="0"/>
+          <w:i w:val="0"/>
+          <w:color w:val="4A3A2C"/>
+          <w:sz w:val="20"/>
+        </w:rPr>
+        <w:t>Sound clinical judgement and confidence to decline a session.</w:t>
+      </w:r>
+    </w:p>
+    <w:p>
+      <w:pPr>
+        <w:pStyle w:val="ListBullet"/>
+        <w:spacing w:before="0" w:after="60" w:line="300" w:lineRule="auto"/>
+      </w:pPr>
+      <w:r>
+        <w:rPr>
+          <w:rFonts w:ascii="Jost" w:hAnsi="Jost" w:cs="Jost" w:eastAsia="Jost"/>
+          <w:b w:val="0"/>
+          <w:i w:val="0"/>
+          <w:color w:val="4A3A2C"/>
+          <w:sz w:val="20"/>
+        </w:rPr>
+        <w:t>Calm, kind manner with anxious guests; clear documentation.</w:t>
+      </w:r>
+    </w:p>
+    <w:p>
+      <w:pPr>
+        <w:pStyle w:val="ListBullet"/>
+        <w:spacing w:before="0" w:after="60" w:line="300" w:lineRule="auto"/>
+      </w:pPr>
+      <w:r>
+        <w:rPr>
+          <w:rFonts w:ascii="Jost" w:hAnsi="Jost" w:cs="Jost" w:eastAsia="Jost"/>
+          <w:b w:val="0"/>
+          <w:i w:val="0"/>
+          <w:color w:val="4A3A2C"/>
+          <w:sz w:val="20"/>
+        </w:rPr>
+        <w:t>Understanding of DHA, PDPL and infection-control requirements.</w:t>
+      </w:r>
+    </w:p>
+    <w:p>
+      <w:pPr>
+        <w:keepNext/>
+        <w:spacing w:before="200" w:after="60" w:line="264" w:lineRule="auto"/>
+      </w:pPr>
+      <w:r>
+        <w:rPr>
+          <w:rFonts w:ascii="Jost" w:hAnsi="Jost" w:cs="Jost" w:eastAsia="Jost"/>
+          <w:b/>
+          <w:color w:val="A6754C"/>
+          <w:sz w:val="17"/>
+        </w:rPr>
+        <w:t>WORKING PATTERN</w:t>
+      </w:r>
+    </w:p>
+    <w:p>
+      <w:pPr>
+        <w:spacing w:before="0" w:after="120" w:line="312" w:lineRule="auto"/>
+      </w:pPr>
+      <w:r>
+        <w:rPr>
+          <w:rFonts w:ascii="Jost" w:hAnsi="Jost" w:cs="Jost" w:eastAsia="Jost"/>
+          <w:b w:val="0"/>
+          <w:i w:val="0"/>
+          <w:color w:val="4A3A2C"/>
+          <w:sz w:val="20"/>
+        </w:rPr>
+        <w:t xml:space="preserve">Full-time or </w:t>
+      </w:r>
+      <w:r>
+        <w:rPr>
+          <w:rFonts w:ascii="Jost" w:hAnsi="Jost" w:cs="Jost" w:eastAsia="Jost"/>
+          <w:b w:val="0"/>
+          <w:i w:val="0"/>
+          <w:color w:val="A6754C"/>
+          <w:sz w:val="20"/>
+        </w:rPr>
+        <w:t>[Part-time]</w:t>
+      </w:r>
+      <w:r>
+        <w:rPr>
+          <w:rFonts w:ascii="Jost" w:hAnsi="Jost" w:cs="Jost" w:eastAsia="Jost"/>
+          <w:b w:val="0"/>
+          <w:i w:val="0"/>
+          <w:color w:val="4A3A2C"/>
+          <w:sz w:val="20"/>
+        </w:rPr>
+        <w:t xml:space="preserve">, </w:t>
+      </w:r>
+      <w:r>
+        <w:rPr>
+          <w:rFonts w:ascii="Jost" w:hAnsi="Jost" w:cs="Jost" w:eastAsia="Jost"/>
+          <w:b w:val="0"/>
+          <w:i w:val="0"/>
+          <w:color w:val="A6754C"/>
+          <w:sz w:val="20"/>
+        </w:rPr>
+        <w:t>[Hours]</w:t>
+      </w:r>
+      <w:r>
+        <w:rPr>
+          <w:rFonts w:ascii="Jost" w:hAnsi="Jost" w:cs="Jost" w:eastAsia="Jost"/>
+          <w:b w:val="0"/>
+          <w:i w:val="0"/>
+          <w:color w:val="4A3A2C"/>
+          <w:sz w:val="20"/>
+        </w:rPr>
+        <w:t xml:space="preserve"> hours per week. Rostered to cover all IV and hyperbaric booking windows across seven days. On-call arrangements: </w:t>
+      </w:r>
+      <w:r>
+        <w:rPr>
+          <w:rFonts w:ascii="Jost" w:hAnsi="Jost" w:cs="Jost" w:eastAsia="Jost"/>
+          <w:b w:val="0"/>
+          <w:i w:val="0"/>
+          <w:color w:val="A6754C"/>
+          <w:sz w:val="20"/>
+        </w:rPr>
+        <w:t>[___]</w:t>
+      </w:r>
+      <w:r>
+        <w:rPr>
+          <w:rFonts w:ascii="Jost" w:hAnsi="Jost" w:cs="Jost" w:eastAsia="Jost"/>
+          <w:b w:val="0"/>
+          <w:i w:val="0"/>
+          <w:color w:val="4A3A2C"/>
+          <w:sz w:val="20"/>
+        </w:rPr>
+        <w:t>.</w:t>
       </w:r>
     </w:p>
     <w:p>
